--- a/reid_cooper_resume.docx
+++ b/reid_cooper_resume.docx
@@ -94,316 +94,316 @@
       <w:r>
         <w:t xml:space="preserve">| 1 yr</w:t>
       </w:r>
+    </w:p>
+    <w:p>
+      <w:pPr>
+        <w:numPr>
+          <w:ilvl w:val="0"/>
+          <w:numId w:val="1001"/>
+        </w:numPr>
+        <w:pStyle w:val="Compact"/>
+      </w:pPr>
+      <w:r>
+        <w:rPr>
+          <w:bCs/>
+          <w:b/>
+        </w:rPr>
+        <w:t xml:space="preserve">B2B Product Team Lead</w:t>
+      </w:r>
+      <w:r>
+        <w:t xml:space="preserve">: Led a 5-engineer team delivering Teachable’s B2B offering from zero to production under a crucial, strict end-of-November deadline. Drove end-to-end ownership: product engineering roadmap, system architecture within a legacy monolith, cross-functional project facilitation, and hands-on technical guidance for engineers. Delivered on time in November 2025 – a full 0-to-production effort in under 4 months – driving 115 beta schools onboarded (150+ on waitlist), 2,060 students enrolled with 100% growth in 2 weeks, and a Q1 closed sale.</w:t>
+      </w:r>
+    </w:p>
+    <w:p>
+      <w:pPr>
+        <w:numPr>
+          <w:ilvl w:val="0"/>
+          <w:numId w:val="1001"/>
+        </w:numPr>
+        <w:pStyle w:val="Compact"/>
+      </w:pPr>
+      <w:r>
+        <w:rPr>
+          <w:bCs/>
+          <w:b/>
+        </w:rPr>
+        <w:t xml:space="preserve">File Migration Tiger Team</w:t>
+      </w:r>
+      <w:r>
+        <w:t xml:space="preserve">: Led a 5-engineer tiger team migrating all Teachable-hosted files and content away from Filestack under a strict 9-week deadline, working 80+ hours per week. Designed performant migration scripts spanning 5 repositories – covering 30M+ database record updates across 45+ table/column pairs, file integrity validation, reference integrity, rich text parsing, and consistent upload patterns across 56+ locations. Successfully migrated 15 million files on time, saving approximately $500,000 per year.</w:t>
+      </w:r>
+    </w:p>
+    <w:p>
+      <w:pPr>
+        <w:numPr>
+          <w:ilvl w:val="0"/>
+          <w:numId w:val="1001"/>
+        </w:numPr>
+        <w:pStyle w:val="Compact"/>
+      </w:pPr>
+      <w:r>
+        <w:rPr>
+          <w:bCs/>
+          <w:b/>
+        </w:rPr>
+        <w:t xml:space="preserve">Platform Reliability &amp; Reporting</w:t>
+      </w:r>
+      <w:r>
+        <w:t xml:space="preserve">: Architected improvements to Teachable’s user reporting and export platform to address reliability and scale concerns for large datasets. Authored Apache Airflow ETL pipelines and managed AWS DMS change data capture configurations to enrich the platform’s data footprint. Built a Golang microservice integrating with an internal data warehouse’s streaming service to deliver enriched datasets as NDJSON – establishing a real-time data exposure layer within the Teachable product.</w:t>
+      </w:r>
+    </w:p>
+    <w:p>
+      <w:pPr>
+        <w:numPr>
+          <w:ilvl w:val="0"/>
+          <w:numId w:val="1001"/>
+        </w:numPr>
+        <w:pStyle w:val="Compact"/>
+      </w:pPr>
+      <w:r>
+        <w:rPr>
+          <w:bCs/>
+          <w:b/>
+        </w:rPr>
+        <w:t xml:space="preserve">Services Guild</w:t>
+      </w:r>
+      <w:r>
+        <w:t xml:space="preserve">: As Guild Co-Lead, facilitated cross-team discussion sessions on microservice design, service communication, and architectural decision-making – encouraging engineers to think critically and objectively about technical choices to drive personal and organizational growth.</w:t>
+      </w:r>
+    </w:p>
+    <w:p>
+      <w:pPr>
+        <w:pStyle w:val="FirstParagraph"/>
+      </w:pPr>
+      <w:r>
+        <w:rPr>
+          <w:bCs/>
+          <w:b/>
+        </w:rPr>
+        <w:t xml:space="preserve">Senior Software Engineer II; Growth Revenue</w:t>
+      </w:r>
       <w:r>
         <w:t xml:space="preserve"> </w:t>
       </w:r>
       <w:r>
-        <w:t xml:space="preserve">-</w:t>
+        <w:t xml:space="preserve">| 2 yrs</w:t>
+      </w:r>
+    </w:p>
+    <w:p>
+      <w:pPr>
+        <w:numPr>
+          <w:ilvl w:val="0"/>
+          <w:numId w:val="1002"/>
+        </w:numPr>
+        <w:pStyle w:val="Compact"/>
+      </w:pPr>
+      <w:r>
+        <w:rPr>
+          <w:bCs/>
+          <w:b/>
+        </w:rPr>
+        <w:t xml:space="preserve">Plan Service Adoption</w:t>
+      </w:r>
+      <w:r>
+        <w:t xml:space="preserve">: With senior leadership support, led an initiative for all product engineering teams to migrate their domains to a centralized school capabilities service – decoupling the platform from hard-coded plan names and establishing a flexible foundation for future subscription tiers.</w:t>
+      </w:r>
+    </w:p>
+    <w:p>
+      <w:pPr>
+        <w:numPr>
+          <w:ilvl w:val="0"/>
+          <w:numId w:val="1002"/>
+        </w:numPr>
+        <w:pStyle w:val="Compact"/>
+      </w:pPr>
+      <w:r>
+        <w:rPr>
+          <w:bCs/>
+          <w:b/>
+        </w:rPr>
+        <w:t xml:space="preserve">Revenue Initiatives</w:t>
+      </w:r>
+      <w:r>
+        <w:t xml:space="preserve">: Introduced two new revenue streams: Plan Addons and Captions – together representing approximately 1% of company revenue. Designed and implemented both using state machine and monadic patterns for reliability, recoverability, and ease of maintenance – Plan Addons spanning two services.</w:t>
+      </w:r>
+    </w:p>
+    <w:p>
+      <w:pPr>
+        <w:numPr>
+          <w:ilvl w:val="0"/>
+          <w:numId w:val="1002"/>
+        </w:numPr>
+        <w:pStyle w:val="Compact"/>
+      </w:pPr>
+      <w:r>
+        <w:rPr>
+          <w:bCs/>
+          <w:b/>
+        </w:rPr>
+        <w:t xml:space="preserve">School Capabilities Service</w:t>
+      </w:r>
+      <w:r>
+        <w:t xml:space="preserve">: Designed and built Teachable’s first Golang microservice, achieving an average 2ms response time and 27k+ requests per minute – the second-highest throughput application in the stack. Integrated with Chargebee for structured, consistent school plan management across the platform.</w:t>
+      </w:r>
+    </w:p>
+    <w:p>
+      <w:pPr>
+        <w:numPr>
+          <w:ilvl w:val="0"/>
+          <w:numId w:val="1002"/>
+        </w:numPr>
+        <w:pStyle w:val="Compact"/>
+      </w:pPr>
+      <w:r>
+        <w:rPr>
+          <w:bCs/>
+          <w:b/>
+        </w:rPr>
+        <w:t xml:space="preserve">School Deactivation</w:t>
+      </w:r>
+      <w:r>
+        <w:t xml:space="preserve">: Co-designed a platform-wide pattern to deactivate schools and all related dependencies and associations consistently across Teachable’s services.</w:t>
+      </w:r>
+    </w:p>
+    <w:p>
+      <w:pPr>
+        <w:numPr>
+          <w:ilvl w:val="0"/>
+          <w:numId w:val="1002"/>
+        </w:numPr>
+        <w:pStyle w:val="Compact"/>
+      </w:pPr>
+      <w:r>
+        <w:rPr>
+          <w:bCs/>
+          <w:b/>
+        </w:rPr>
+        <w:t xml:space="preserve">Services Guild</w:t>
+      </w:r>
+      <w:r>
+        <w:t xml:space="preserve">: Founded Teachable’s Services Guild and facilitated discussion sessions on service communication patterns, domain-driven design, testing methodologies, and architectural trade-offs – fostering critical thinking and technical growth across the engineering team. Produced a reference microservice template enabling engineers to go from zero to production using Hotmart’s infrastructure tooling.</w:t>
+      </w:r>
+    </w:p>
+    <w:p>
+      <w:pPr>
+        <w:pStyle w:val="FirstParagraph"/>
+      </w:pPr>
+      <w:r>
+        <w:rPr>
+          <w:bCs/>
+          <w:b/>
+        </w:rPr>
+        <w:t xml:space="preserve">Senior Software Engineer I; Student Experience Team Lead</w:t>
       </w:r>
       <w:r>
         <w:t xml:space="preserve"> </w:t>
       </w:r>
       <w:r>
-        <w:rPr>
-          <w:bCs/>
-          <w:b/>
-        </w:rPr>
-        <w:t xml:space="preserve">B2B Product Team Lead</w:t>
-      </w:r>
-      <w:r>
-        <w:t xml:space="preserve">: Led a 5-engineer team delivering Teachable’s B2B offering from zero to production under a crucial, strict end-of-November deadline. Drove end-to-end ownership: product engineering roadmap, system architecture within a legacy monolith, cross-functional project facilitation, and hands-on technical guidance for engineers. Delivered on time in November 2025 – a full 0-to-production effort in under 4 months – driving 115 beta schools onboarded (150+ on waitlist), 2,060 students enrolled with 100% growth in 2 weeks, and a Q1 closed sale.</w:t>
+        <w:t xml:space="preserve">| 2.5 yrs</w:t>
+      </w:r>
+    </w:p>
+    <w:p>
+      <w:pPr>
+        <w:numPr>
+          <w:ilvl w:val="0"/>
+          <w:numId w:val="1003"/>
+        </w:numPr>
+        <w:pStyle w:val="Compact"/>
+      </w:pPr>
+      <w:r>
+        <w:rPr>
+          <w:bCs/>
+          <w:b/>
+        </w:rPr>
+        <w:t xml:space="preserve">Video Platform Migration</w:t>
+      </w:r>
+      <w:r>
+        <w:t xml:space="preserve">: Led the full lifecycle of Teachable’s student video platform migration from Wistia to Hotmart’s in-house video player – redesigning integrations across 5+ products, maintaining full course compliance system integrity, and executing the end-to-end migration of 8 million video assets, reducing video hosting costs by 70%.</w:t>
+      </w:r>
+    </w:p>
+    <w:p>
+      <w:pPr>
+        <w:numPr>
+          <w:ilvl w:val="0"/>
+          <w:numId w:val="1003"/>
+        </w:numPr>
+        <w:pStyle w:val="Compact"/>
+      </w:pPr>
+      <w:r>
+        <w:rPr>
+          <w:bCs/>
+          <w:b/>
+        </w:rPr>
+        <w:t xml:space="preserve">Team &amp; Guild Lead</w:t>
+      </w:r>
+      <w:r>
+        <w:t xml:space="preserve">: Served as Team Lead and Backend Guild Lead, mentoring engineers and driving cross-team platform initiatives and dependency upgrades across the engineering organization.</w:t>
+      </w:r>
+    </w:p>
+    <w:p>
+      <w:pPr>
+        <w:numPr>
+          <w:ilvl w:val="0"/>
+          <w:numId w:val="1003"/>
+        </w:numPr>
+        <w:pStyle w:val="Compact"/>
+      </w:pPr>
+      <w:r>
+        <w:rPr>
+          <w:bCs/>
+          <w:b/>
+        </w:rPr>
+        <w:t xml:space="preserve">On-Call Operability</w:t>
+      </w:r>
+      <w:r>
+        <w:t xml:space="preserve">: Co-led Teachable’s On-Call Operability program; built and maintained processes for alerting, engineer readiness, and playbook design, and hosted simulated incidents to train and prepare the engineering organization.</w:t>
+      </w:r>
+    </w:p>
+    <w:p>
+      <w:pPr>
+        <w:numPr>
+          <w:ilvl w:val="0"/>
+          <w:numId w:val="1003"/>
+        </w:numPr>
+        <w:pStyle w:val="Compact"/>
+      </w:pPr>
+      <w:r>
+        <w:rPr>
+          <w:bCs/>
+          <w:b/>
+        </w:rPr>
+        <w:t xml:space="preserve">Page Generation Microservice</w:t>
+      </w:r>
+      <w:r>
+        <w:t xml:space="preserve">: Designed and built a microservice for server-side page generation, precompiling user-data-enriched page templates ready for consumption by a monorepo frontend package.</w:t>
+      </w:r>
+    </w:p>
+    <w:p>
+      <w:pPr>
+        <w:pStyle w:val="FirstParagraph"/>
+      </w:pPr>
+      <w:r>
+        <w:rPr>
+          <w:bCs/>
+          <w:b/>
+        </w:rPr>
+        <w:t xml:space="preserve">Software Engineer; Core</w:t>
       </w:r>
       <w:r>
         <w:t xml:space="preserve"> </w:t>
       </w:r>
       <w:r>
-        <w:t xml:space="preserve">-</w:t>
-      </w:r>
-      <w:r>
-        <w:t xml:space="preserve"> </w:t>
-      </w:r>
-      <w:r>
-        <w:rPr>
-          <w:bCs/>
-          <w:b/>
-        </w:rPr>
-        <w:t xml:space="preserve">File Migration Tiger Team</w:t>
-      </w:r>
-      <w:r>
-        <w:t xml:space="preserve">: Led a 5-engineer tiger team migrating all Teachable-hosted files and content away from Filestack under a strict 9-week deadline, working 80+ hours per week. Designed performant migration scripts spanning 5 repositories – covering 30M+ database record updates across 45+ table/column pairs, file integrity validation, reference integrity, rich text parsing, and consistent upload patterns across 56+ locations. Successfully migrated 15 million files on time, saving approximately $500,000 per year.</w:t>
-      </w:r>
-      <w:r>
-        <w:t xml:space="preserve"> </w:t>
-      </w:r>
-      <w:r>
-        <w:t xml:space="preserve">-</w:t>
-      </w:r>
-      <w:r>
-        <w:t xml:space="preserve"> </w:t>
-      </w:r>
-      <w:r>
-        <w:rPr>
-          <w:bCs/>
-          <w:b/>
-        </w:rPr>
-        <w:t xml:space="preserve">Platform Reliability &amp; Reporting</w:t>
-      </w:r>
-      <w:r>
-        <w:t xml:space="preserve">: Architected improvements to Teachable’s user reporting and export platform to address reliability and scale concerns for large datasets. Authored Apache Airflow ETL pipelines and managed AWS DMS change data capture configurations to enrich the platform’s data footprint. Built a Golang microservice integrating with an internal data warehouse’s streaming service to deliver enriched datasets as NDJSON – establishing a real-time data exposure layer within the Teachable product.</w:t>
-      </w:r>
-      <w:r>
-        <w:t xml:space="preserve"> </w:t>
-      </w:r>
-      <w:r>
-        <w:t xml:space="preserve">-</w:t>
-      </w:r>
-      <w:r>
-        <w:t xml:space="preserve"> </w:t>
-      </w:r>
-      <w:r>
-        <w:rPr>
-          <w:bCs/>
-          <w:b/>
-        </w:rPr>
-        <w:t xml:space="preserve">Services Guild</w:t>
-      </w:r>
-      <w:r>
-        <w:t xml:space="preserve">: As Guild Co-Lead, facilitated cross-team discussion sessions on microservice design, service communication, and architectural decision-making – encouraging engineers to think critically and objectively about technical choices to drive personal and organizational growth.</w:t>
-      </w:r>
-    </w:p>
-    <w:p>
-      <w:pPr>
-        <w:pStyle w:val="BodyText"/>
-      </w:pPr>
-      <w:r>
-        <w:rPr>
-          <w:bCs/>
-          <w:b/>
-        </w:rPr>
-        <w:t xml:space="preserve">Senior Software Engineer II; Growth Revenue</w:t>
-      </w:r>
-      <w:r>
-        <w:t xml:space="preserve"> </w:t>
-      </w:r>
-      <w:r>
-        <w:t xml:space="preserve">| 2 yrs</w:t>
-      </w:r>
-      <w:r>
-        <w:t xml:space="preserve"> </w:t>
-      </w:r>
-      <w:r>
-        <w:t xml:space="preserve">-</w:t>
-      </w:r>
-      <w:r>
-        <w:t xml:space="preserve"> </w:t>
-      </w:r>
-      <w:r>
-        <w:rPr>
-          <w:bCs/>
-          <w:b/>
-        </w:rPr>
-        <w:t xml:space="preserve">Plan Service Adoption</w:t>
-      </w:r>
-      <w:r>
-        <w:t xml:space="preserve">: With senior leadership support, led an initiative for all product engineering teams to migrate their domains to a centralized school capabilities service – decoupling the platform from hard-coded plan names and establishing a flexible foundation for future subscription tiers.</w:t>
-      </w:r>
-      <w:r>
-        <w:t xml:space="preserve"> </w:t>
-      </w:r>
-      <w:r>
-        <w:t xml:space="preserve">-</w:t>
-      </w:r>
-      <w:r>
-        <w:t xml:space="preserve"> </w:t>
-      </w:r>
-      <w:r>
-        <w:rPr>
-          <w:bCs/>
-          <w:b/>
-        </w:rPr>
-        <w:t xml:space="preserve">Revenue Initiatives</w:t>
-      </w:r>
-      <w:r>
-        <w:t xml:space="preserve">: Introduced two new revenue streams: Plan Addons and Captions – together representing approximately 1% of company revenue. Designed and implemented both using state machine and monadic patterns for reliability, recoverability, and ease of maintenance – Plan Addons spanning two services.</w:t>
-      </w:r>
-      <w:r>
-        <w:t xml:space="preserve"> </w:t>
-      </w:r>
-      <w:r>
-        <w:t xml:space="preserve">-</w:t>
-      </w:r>
-      <w:r>
-        <w:t xml:space="preserve"> </w:t>
-      </w:r>
-      <w:r>
-        <w:rPr>
-          <w:bCs/>
-          <w:b/>
-        </w:rPr>
-        <w:t xml:space="preserve">School Capabilities Service</w:t>
-      </w:r>
-      <w:r>
-        <w:t xml:space="preserve">: Designed and built Teachable’s first Golang microservice, achieving an average 2ms response time and 27k+ requests per minute – the second-highest throughput application in the stack. Integrated with Chargebee for structured, consistent school plan management across the platform.</w:t>
-      </w:r>
-      <w:r>
-        <w:t xml:space="preserve"> </w:t>
-      </w:r>
-      <w:r>
-        <w:t xml:space="preserve">-</w:t>
-      </w:r>
-      <w:r>
-        <w:t xml:space="preserve"> </w:t>
-      </w:r>
-      <w:r>
-        <w:rPr>
-          <w:bCs/>
-          <w:b/>
-        </w:rPr>
-        <w:t xml:space="preserve">School Deactivation</w:t>
-      </w:r>
-      <w:r>
-        <w:t xml:space="preserve">: Co-designed a platform-wide pattern to deactivate schools and all related dependencies and associations consistently across Teachable’s services.</w:t>
-      </w:r>
-      <w:r>
-        <w:t xml:space="preserve"> </w:t>
-      </w:r>
-      <w:r>
-        <w:t xml:space="preserve">-</w:t>
-      </w:r>
-      <w:r>
-        <w:t xml:space="preserve"> </w:t>
-      </w:r>
-      <w:r>
-        <w:rPr>
-          <w:bCs/>
-          <w:b/>
-        </w:rPr>
-        <w:t xml:space="preserve">Services Guild</w:t>
-      </w:r>
-      <w:r>
-        <w:t xml:space="preserve">: Founded Teachable’s Services Guild and facilitated discussion sessions on service communication patterns, domain-driven design, testing methodologies, and architectural trade-offs – fostering critical thinking and technical growth across the engineering team. Produced a reference microservice template enabling engineers to go from zero to production using Hotmart’s infrastructure tooling.</w:t>
-      </w:r>
-    </w:p>
-    <w:p>
-      <w:pPr>
-        <w:pStyle w:val="BodyText"/>
-      </w:pPr>
-      <w:r>
-        <w:rPr>
-          <w:bCs/>
-          <w:b/>
-        </w:rPr>
-        <w:t xml:space="preserve">Senior Software Engineer I; Student Experience Team Lead</w:t>
-      </w:r>
-      <w:r>
-        <w:t xml:space="preserve"> </w:t>
-      </w:r>
-      <w:r>
-        <w:t xml:space="preserve">| 2.5 yrs</w:t>
-      </w:r>
-      <w:r>
-        <w:t xml:space="preserve"> </w:t>
-      </w:r>
-      <w:r>
-        <w:t xml:space="preserve">-</w:t>
-      </w:r>
-      <w:r>
-        <w:t xml:space="preserve"> </w:t>
-      </w:r>
-      <w:r>
-        <w:rPr>
-          <w:bCs/>
-          <w:b/>
-        </w:rPr>
-        <w:t xml:space="preserve">Video Platform Migration</w:t>
-      </w:r>
-      <w:r>
-        <w:t xml:space="preserve">: Led the full lifecycle of Teachable’s student video platform migration from Wistia to Hotmart’s in-house video player – redesigning integrations across 5+ products, maintaining full course compliance system integrity, and executing the end-to-end migration of 8 million video assets, reducing video hosting costs by 70%.</w:t>
-      </w:r>
-      <w:r>
-        <w:t xml:space="preserve"> </w:t>
-      </w:r>
-      <w:r>
-        <w:t xml:space="preserve">-</w:t>
-      </w:r>
-      <w:r>
-        <w:t xml:space="preserve"> </w:t>
-      </w:r>
-      <w:r>
-        <w:rPr>
-          <w:bCs/>
-          <w:b/>
-        </w:rPr>
-        <w:t xml:space="preserve">Team &amp; Guild Lead</w:t>
-      </w:r>
-      <w:r>
-        <w:t xml:space="preserve">: Served as Team Lead and Backend Guild Lead, mentoring engineers and driving cross-team platform initiatives and dependency upgrades across the engineering organization.</w:t>
-      </w:r>
-      <w:r>
-        <w:t xml:space="preserve"> </w:t>
-      </w:r>
-      <w:r>
-        <w:t xml:space="preserve">-</w:t>
-      </w:r>
-      <w:r>
-        <w:t xml:space="preserve"> </w:t>
-      </w:r>
-      <w:r>
-        <w:rPr>
-          <w:bCs/>
-          <w:b/>
-        </w:rPr>
-        <w:t xml:space="preserve">On-Call Operability</w:t>
-      </w:r>
-      <w:r>
-        <w:t xml:space="preserve">: Co-led Teachable’s On-Call Operability program; built and maintained processes for alerting, engineer readiness, and playbook design, and hosted simulated incidents to train and prepare the engineering organization.</w:t>
-      </w:r>
-      <w:r>
-        <w:t xml:space="preserve"> </w:t>
-      </w:r>
-      <w:r>
-        <w:t xml:space="preserve">-</w:t>
-      </w:r>
-      <w:r>
-        <w:t xml:space="preserve"> </w:t>
-      </w:r>
-      <w:r>
-        <w:rPr>
-          <w:bCs/>
-          <w:b/>
-        </w:rPr>
-        <w:t xml:space="preserve">Page Generation Microservice</w:t>
-      </w:r>
-      <w:r>
-        <w:t xml:space="preserve">: Designed and built a microservice for server-side page generation, precompiling user-data-enriched page templates ready for consumption by a monorepo frontend package.</w:t>
-      </w:r>
-    </w:p>
-    <w:p>
-      <w:pPr>
-        <w:pStyle w:val="BodyText"/>
-      </w:pPr>
-      <w:r>
-        <w:rPr>
-          <w:bCs/>
-          <w:b/>
-        </w:rPr>
-        <w:t xml:space="preserve">Software Engineer; Core</w:t>
-      </w:r>
-      <w:r>
-        <w:t xml:space="preserve"> </w:t>
-      </w:r>
-      <w:r>
         <w:t xml:space="preserve">| 1.5 yrs</w:t>
       </w:r>
-      <w:r>
-        <w:t xml:space="preserve"> </w:t>
-      </w:r>
-      <w:r>
-        <w:t xml:space="preserve">-</w:t>
-      </w:r>
-      <w:r>
-        <w:t xml:space="preserve"> </w:t>
-      </w:r>
+    </w:p>
+    <w:p>
+      <w:pPr>
+        <w:numPr>
+          <w:ilvl w:val="0"/>
+          <w:numId w:val="1004"/>
+        </w:numPr>
+        <w:pStyle w:val="Compact"/>
+      </w:pPr>
       <w:r>
         <w:rPr>
           <w:bCs/>
@@ -442,15 +442,15 @@
       <w:r>
         <w:t xml:space="preserve">|</w:t>
       </w:r>
-      <w:r>
-        <w:t xml:space="preserve"> </w:t>
-      </w:r>
-      <w:r>
-        <w:t xml:space="preserve">-</w:t>
-      </w:r>
-      <w:r>
-        <w:t xml:space="preserve"> </w:t>
-      </w:r>
+    </w:p>
+    <w:p>
+      <w:pPr>
+        <w:numPr>
+          <w:ilvl w:val="0"/>
+          <w:numId w:val="1005"/>
+        </w:numPr>
+        <w:pStyle w:val="Compact"/>
+      </w:pPr>
       <w:r>
         <w:rPr>
           <w:bCs/>
@@ -461,15 +461,15 @@
       <w:r>
         <w:t xml:space="preserve">: Custom product solution designed and developed for Mack Weldon’s first loyalty program, Weldon Blue. A rule based engine that offered tiered-based benefits to our customers before checkout.</w:t>
       </w:r>
-      <w:r>
-        <w:t xml:space="preserve"> </w:t>
-      </w:r>
-      <w:r>
-        <w:t xml:space="preserve">-</w:t>
-      </w:r>
-      <w:r>
-        <w:t xml:space="preserve"> </w:t>
-      </w:r>
+    </w:p>
+    <w:p>
+      <w:pPr>
+        <w:numPr>
+          <w:ilvl w:val="0"/>
+          <w:numId w:val="1005"/>
+        </w:numPr>
+        <w:pStyle w:val="Compact"/>
+      </w:pPr>
       <w:r>
         <w:rPr>
           <w:bCs/>
@@ -480,15 +480,15 @@
       <w:r>
         <w:t xml:space="preserve">: Built first revision of Mack Weldon’s founding data warehouse. Built using AWS Redshift, Data Pipelines, and SegmentIO. Streamed data from marketing, core e-commerce, and merchandise inventory platforms.</w:t>
       </w:r>
-      <w:r>
-        <w:t xml:space="preserve"> </w:t>
-      </w:r>
-      <w:r>
-        <w:t xml:space="preserve">-</w:t>
-      </w:r>
-      <w:r>
-        <w:t xml:space="preserve"> </w:t>
-      </w:r>
+    </w:p>
+    <w:p>
+      <w:pPr>
+        <w:numPr>
+          <w:ilvl w:val="0"/>
+          <w:numId w:val="1005"/>
+        </w:numPr>
+        <w:pStyle w:val="Compact"/>
+      </w:pPr>
       <w:r>
         <w:rPr>
           <w:bCs/>
@@ -499,15 +499,15 @@
       <w:r>
         <w:t xml:space="preserve">: Designed and developed message broker integration using RabbitMQ to link core e-commerce platform with Shopify’s POS system to help launch Mack Weldon’s first store location in Hudson Yards, NYC.</w:t>
       </w:r>
-      <w:r>
-        <w:t xml:space="preserve"> </w:t>
-      </w:r>
-      <w:r>
-        <w:t xml:space="preserve">-</w:t>
-      </w:r>
-      <w:r>
-        <w:t xml:space="preserve"> </w:t>
-      </w:r>
+    </w:p>
+    <w:p>
+      <w:pPr>
+        <w:numPr>
+          <w:ilvl w:val="0"/>
+          <w:numId w:val="1005"/>
+        </w:numPr>
+        <w:pStyle w:val="Compact"/>
+      </w:pPr>
       <w:r>
         <w:rPr>
           <w:bCs/>
@@ -600,7 +600,7 @@
       <w:pPr>
         <w:numPr>
           <w:ilvl w:val="0"/>
-          <w:numId w:val="1001"/>
+          <w:numId w:val="1006"/>
         </w:numPr>
         <w:pStyle w:val="Compact"/>
       </w:pPr>
@@ -619,7 +619,7 @@
       <w:pPr>
         <w:numPr>
           <w:ilvl w:val="0"/>
-          <w:numId w:val="1001"/>
+          <w:numId w:val="1006"/>
         </w:numPr>
         <w:pStyle w:val="Compact"/>
       </w:pPr>
@@ -638,7 +638,7 @@
       <w:pPr>
         <w:numPr>
           <w:ilvl w:val="0"/>
-          <w:numId w:val="1001"/>
+          <w:numId w:val="1006"/>
         </w:numPr>
         <w:pStyle w:val="Compact"/>
       </w:pPr>
@@ -657,7 +657,7 @@
       <w:pPr>
         <w:numPr>
           <w:ilvl w:val="0"/>
-          <w:numId w:val="1001"/>
+          <w:numId w:val="1006"/>
         </w:numPr>
         <w:pStyle w:val="Compact"/>
       </w:pPr>
@@ -860,6 +860,21 @@
     <w:abstractNumId w:val="990"/>
   </w:num>
   <w:num w:numId="1001">
+    <w:abstractNumId w:val="991"/>
+  </w:num>
+  <w:num w:numId="1002">
+    <w:abstractNumId w:val="991"/>
+  </w:num>
+  <w:num w:numId="1003">
+    <w:abstractNumId w:val="991"/>
+  </w:num>
+  <w:num w:numId="1004">
+    <w:abstractNumId w:val="991"/>
+  </w:num>
+  <w:num w:numId="1005">
+    <w:abstractNumId w:val="991"/>
+  </w:num>
+  <w:num w:numId="1006">
     <w:abstractNumId w:val="991"/>
   </w:num>
 </w:numbering>

--- a/reid_cooper_resume.docx
+++ b/reid_cooper_resume.docx
@@ -111,7 +111,7 @@
         <w:t xml:space="preserve">B2B Product Team Lead</w:t>
       </w:r>
       <w:r>
-        <w:t xml:space="preserve">: Led a 5-engineer team delivering Teachable’s B2B offering from zero to production under a crucial, strict end-of-November deadline. Drove end-to-end ownership: product engineering roadmap, system architecture within a legacy monolith, cross-functional project facilitation, and hands-on technical guidance for engineers. Delivered on time in November 2025 – a full 0-to-production effort in under 4 months – driving 115 beta schools onboarded (150+ on waitlist), 2,060 students enrolled with 100% growth in 2 weeks, and a Q1 closed sale.</w:t>
+        <w:t xml:space="preserve">: Led a 5-engineer team delivering Teachable’s B2B offering from zero to production under a crucial, strict end-of-November deadline. Drove end-to-end ownership: product engineering roadmap, system architecture within a legacy monolith, cross-functional project facilitation, and technical mentorship – conducting architecture reviews of core components, leading design sessions on critical decisions, anticipating and mitigating risks, evaluating scaling concerns, and empowering engineers to build confidence in their own independent technical judgment. Delivered on time in November 2025 – a full 0-to-production effort in under 4 months – driving 115 beta schools onboarded (150+ on waitlist), 2,060 students enrolled with 100% growth in 2 weeks, and a Q1 closed sale.</w:t>
       </w:r>
     </w:p>
     <w:p>
@@ -130,7 +130,7 @@
         <w:t xml:space="preserve">File Migration Tiger Team</w:t>
       </w:r>
       <w:r>
-        <w:t xml:space="preserve">: Led a 5-engineer tiger team migrating all Teachable-hosted files and content away from Filestack under a strict 9-week deadline, working 80+ hours per week. Designed performant migration scripts spanning 5 repositories – covering 30M+ database record updates across 45+ table/column pairs, file integrity validation, reference integrity, rich text parsing, and consistent upload patterns across 56+ locations. Successfully migrated 15 million files on time, saving approximately $500,000 per year.</w:t>
+        <w:t xml:space="preserve">: Led a 5-engineer tiger team migrating all Teachable-hosted files and content away from Filestack under a strict 9-week deadline, working 80+ hours per week. Designed performant migration scripts spanning 5 repositories – covering 30M+ database record updates across 45+ table/column pairs, file integrity validation, reference integrity, rich text parsing, and consistent upload patterns across 56+ locations. Established best practices for performant large-dataset migrations and monadic patterns for procedural code reliability, reinforced through pairing sessions and code reviews – enabling engineers to execute independently. Successfully migrated 15 million files on time, saving approximately $500,000 per year.</w:t>
       </w:r>
     </w:p>
     <w:p>
@@ -205,7 +205,7 @@
         <w:t xml:space="preserve">Plan Service Adoption</w:t>
       </w:r>
       <w:r>
-        <w:t xml:space="preserve">: With senior leadership support, led an initiative for all product engineering teams to migrate their domains to a centralized school capabilities service – decoupling the platform from hard-coded plan names and establishing a flexible foundation for future subscription tiers.</w:t>
+        <w:t xml:space="preserve">: With senior leadership support, led an initiative for all product engineering teams to migrate their domains to a centralized school capabilities service – decoupling the platform from hard-coded plan names and establishing a flexible foundation for future subscription tiers. Authored comprehensive technical and product documentation – covering purpose, migration patterns with examples, risk areas, and definition of done – and held open pairing sessions with engineers across teams, enabling each to independently lead their own domain migration.</w:t>
       </w:r>
     </w:p>
     <w:p>

--- a/reid_cooper_resume.docx
+++ b/reid_cooper_resume.docx
@@ -168,7 +168,7 @@
         <w:t xml:space="preserve">Services Guild</w:t>
       </w:r>
       <w:r>
-        <w:t xml:space="preserve">: As Guild Co-Lead, facilitated cross-team discussion sessions on microservice design, service communication, and architectural decision-making – encouraging engineers to think critically and objectively about technical choices to drive personal and organizational growth.</w:t>
+        <w:t xml:space="preserve">: As Guild Co-Lead, facilitated cross-team sessions spanning microservice design, architectural decision-making, and AI enablement – shaping how the engineering organization approaches AI as a discipline. Ran workshops on getting started with AI effectively, defining what good AI usage looks like today, building context management skills, and extracting compounding value through incremental engagement. Created space for engineers to share struggles, surface problems they want AI to solve, and pursue hands-on discovery – driving cultural adoption of AI-assisted development across the engineering team.</w:t>
       </w:r>
     </w:p>
     <w:p>

--- a/reid_cooper_resume.docx
+++ b/reid_cooper_resume.docx
@@ -111,7 +111,7 @@
         <w:t xml:space="preserve">B2B Product Team Lead</w:t>
       </w:r>
       <w:r>
-        <w:t xml:space="preserve">: Led a 5-engineer team delivering Teachable’s B2B offering from zero to production under a crucial, strict end-of-November deadline. Drove end-to-end ownership: product engineering roadmap, system architecture within a legacy monolith, cross-functional project facilitation, and technical mentorship – conducting architecture reviews of core components, leading design sessions on critical decisions, anticipating and mitigating risks, evaluating scaling concerns, and empowering engineers to build confidence in their own independent technical judgment. Delivered on time in November 2025 – a full 0-to-production effort in under 4 months – driving 115 beta schools onboarded (150+ on waitlist), 2,060 students enrolled with 100% growth in 2 weeks, and a Q1 closed sale.</w:t>
+        <w:t xml:space="preserve">: Led a 5-engineer team delivering Teachable’s B2B offering from zero to production under a strict end-of-November deadline. Drove end-to-end ownership: product engineering roadmap, system architecture within a legacy monolith, cross-functional project facilitation, and technical mentorship – conducting architecture reviews of core components, leading design sessions on critical decisions, anticipating and mitigating risks, evaluating scaling concerns, and empowering engineers to build confidence in their own independent technical judgment. Delivered on time in November 2025 – a 0-to-production effort in 3 months – driving 115 beta schools onboarded (150+ on waitlist), 2,060 students enrolled with 100% growth in 2 weeks, and a Q1 closed sale.</w:t>
       </w:r>
     </w:p>
     <w:p>
@@ -130,7 +130,7 @@
         <w:t xml:space="preserve">File Migration Tiger Team</w:t>
       </w:r>
       <w:r>
-        <w:t xml:space="preserve">: Led a 5-engineer tiger team migrating all Teachable-hosted files and content away from Filestack under a strict 9-week deadline, working 80+ hours per week. Designed performant migration scripts spanning 5 repositories – covering 30M+ database record updates across 45+ table/column pairs, file integrity validation, reference integrity, rich text parsing, and consistent upload patterns across 56+ locations. Established best practices for performant large-dataset migrations and monadic patterns for procedural code reliability, reinforced through pairing sessions and code reviews – enabling engineers to execute independently. Successfully migrated 15 million files on time, saving approximately $500,000 per year.</w:t>
+        <w:t xml:space="preserve">: Led a 5-engineer tiger team migrating all Teachable-hosted files and content away from Filestack under a strict 9-week deadline. Designed performant migration scripts spanning 5 repositories – covering 30M+ database record updates across 45+ table/column pairs, file integrity validation, reference integrity, rich text parsing, and consistent upload patterns across 56+ locations. Established best practices for performant large-dataset migrations and monadic patterns for procedural code reliability, reinforced through pairing sessions and code reviews – enabling engineers to execute independently. Successfully migrated 15 million files on time, saving approximately $500,000 per year.</w:t>
       </w:r>
     </w:p>
     <w:p>
@@ -205,7 +205,17 @@
         <w:t xml:space="preserve">Plan Service Adoption</w:t>
       </w:r>
       <w:r>
-        <w:t xml:space="preserve">: With senior leadership support, led an initiative for all product engineering teams to migrate their domains to a centralized school capabilities service – decoupling the platform from hard-coded plan names and establishing a flexible foundation for future subscription tiers. Authored comprehensive technical and product documentation – covering purpose, migration patterns with examples, risk areas, and definition of done – and held open pairing sessions with engineers across teams, enabling each to independently lead their own domain migration.</w:t>
+        <w:t xml:space="preserve">: With senior leadership support, led an initiative for all product engineering teams to migrate their domains to a centralized school capabilities service – decoupling the platform from hard-coded plan names and establishing a flexible foundation for future subscription tiers. Authored comprehensive technical and product documentation – covering purpose, migration patterns with examples, risk areas, and definition of done – and held open pairing sessions with engineers across teams, enabling each to independently lead their own domain migration. Spanned 150+ locations across 3 applications; teams completed migrations in as little as 2 weeks. Enabled Teachable to expand from 4 to 5 school plans. (</w:t>
+      </w:r>
+      <w:r>
+        <w:rPr>
+          <w:iCs/>
+          <w:i/>
+        </w:rPr>
+        <w:t xml:space="preserve">TODO: add new ARR from plan expansion</w:t>
+      </w:r>
+      <w:r>
+        <w:t xml:space="preserve">)</w:t>
       </w:r>
     </w:p>
     <w:p>
@@ -224,7 +234,7 @@
         <w:t xml:space="preserve">Revenue Initiatives</w:t>
       </w:r>
       <w:r>
-        <w:t xml:space="preserve">: Introduced two new revenue streams: Plan Addons and Captions – together representing approximately 1% of company revenue. Designed and implemented both using state machine and monadic patterns for reliability, recoverability, and ease of maintenance – Plan Addons spanning two services.</w:t>
+        <w:t xml:space="preserve">: Introduced two new revenue streams: Plan Addons and Captions – together generating $200k+ in ARR. Designed and implemented both using state machine and monadic patterns for reliability, recoverability, and ease of maintenance – Plan Addons spanning two services.</w:t>
       </w:r>
     </w:p>
     <w:p>
@@ -262,7 +272,17 @@
         <w:t xml:space="preserve">School Deactivation</w:t>
       </w:r>
       <w:r>
-        <w:t xml:space="preserve">: Co-designed a platform-wide pattern to deactivate schools and all related dependencies and associations consistently across Teachable’s services.</w:t>
+        <w:t xml:space="preserve">: Co-designed a platform-wide pattern to deactivate schools and all related dependencies and associations consistently across Teachable’s services. (</w:t>
+      </w:r>
+      <w:r>
+        <w:rPr>
+          <w:iCs/>
+          <w:i/>
+        </w:rPr>
+        <w:t xml:space="preserve">TODO: quantify business impact of enforcing deactivations – e.g., win-back conversions (schools that reverse deactivation and stay), cost savings from reduced infrastructure, or revenue recovered</w:t>
+      </w:r>
+      <w:r>
+        <w:t xml:space="preserve">)</w:t>
       </w:r>
     </w:p>
     <w:p>
@@ -281,7 +301,7 @@
         <w:t xml:space="preserve">Services Guild</w:t>
       </w:r>
       <w:r>
-        <w:t xml:space="preserve">: Founded Teachable’s Services Guild and facilitated discussion sessions on service communication patterns, domain-driven design, testing methodologies, and architectural trade-offs – fostering critical thinking and technical growth across the engineering team. Produced a reference microservice template enabling engineers to go from zero to production using Hotmart’s infrastructure tooling.</w:t>
+        <w:t xml:space="preserve">: Founded Teachable’s Services Guild and facilitated discussion sessions on service communication patterns, domain-driven design, testing methodologies, and architectural trade-offs – fostering critical thinking and technical growth across the engineering team. Produced a reference microservice template enabling engineers to go from zero to production using Hotmart’s infrastructure tooling, and led the creation of 3+ microservices across the team.</w:t>
       </w:r>
     </w:p>
     <w:p>

--- a/reid_cooper_resume.docx
+++ b/reid_cooper_resume.docx
@@ -130,7 +130,7 @@
         <w:t xml:space="preserve">File Migration Tiger Team</w:t>
       </w:r>
       <w:r>
-        <w:t xml:space="preserve">: Led a 5-engineer tiger team migrating all Teachable-hosted files and content away from Filestack under a strict 9-week deadline. Designed performant migration scripts spanning 5 repositories – covering 30M+ database record updates across 45+ table/column pairs, file integrity validation, reference integrity, rich text parsing, and consistent upload patterns across 56+ locations. Established best practices for performant large-dataset migrations and monadic patterns for procedural code reliability, reinforced through pairing sessions and code reviews – enabling engineers to execute independently. Successfully migrated 15 million files on time, saving approximately $500,000 per year.</w:t>
+        <w:t xml:space="preserve">: Led a 5-engineer tiger team migrating all Teachable-hosted files and content away from Filestack under a strict 9-week deadline. Designed performant migration scripts spanning 5 repositories – covering 30M+ database record updates across 45+ table/column pairs, file integrity validation, reference integrity, rich text parsing, and consistent upload patterns across 56+ locations. Established best practices for performant large-dataset migrations and monadic patterns for procedural code reliability, reinforced through pairing sessions and code reviews – enabling engineers to execute independently. Successfully migrated 15 million files on time, saving approximately $500k per year.</w:t>
       </w:r>
     </w:p>
     <w:p>

--- a/reid_cooper_resume.docx
+++ b/reid_cooper_resume.docx
@@ -111,7 +111,7 @@
         <w:t xml:space="preserve">B2B Product Team Lead</w:t>
       </w:r>
       <w:r>
-        <w:t xml:space="preserve">: Led a 5-engineer team delivering Teachable’s B2B offering from zero to production under a strict end-of-November deadline. Drove end-to-end ownership: product engineering roadmap, system architecture within a legacy monolith, cross-functional project facilitation, and technical mentorship – conducting architecture reviews of core components, leading design sessions on critical decisions, anticipating and mitigating risks, evaluating scaling concerns, and empowering engineers to build confidence in their own independent technical judgment. Delivered on time in November 2025 – a 0-to-production effort in 3 months – driving 115 beta schools onboarded (150+ on waitlist), 2,060 students enrolled with 100% growth in 2 weeks, and a Q1 closed sale.</w:t>
+        <w:t xml:space="preserve">: Led a 5-engineer team delivering Teachable’s B2B offering from zero to production under a strict end-of-November deadline. Drove end-to-end ownership: product engineering roadmap, system architecture, cross-functional project facilitation, and technical mentorship – conducting architecture and design reviews, mitigating risk, and empowering independent technical judgment. Delivered on time in November 2025 – a 0-to-production effort in 3 months – driving 115 beta schools onboarded (150+ on waitlist), 2,060 students enrolled with 100% growth in 2 weeks, and a Q1 closed sale.</w:t>
       </w:r>
     </w:p>
     <w:p>
@@ -130,7 +130,7 @@
         <w:t xml:space="preserve">File Migration Tiger Team</w:t>
       </w:r>
       <w:r>
-        <w:t xml:space="preserve">: Led a 5-engineer tiger team migrating all Teachable-hosted files and content away from Filestack under a strict 9-week deadline. Designed performant migration scripts spanning 5 repositories – covering 30M+ database record updates across 45+ table/column pairs, file integrity validation, reference integrity, rich text parsing, and consistent upload patterns across 56+ locations. Established best practices for performant large-dataset migrations and monadic patterns for procedural code reliability, reinforced through pairing sessions and code reviews – enabling engineers to execute independently. Successfully migrated 15 million files on time, saving approximately $500k per year.</w:t>
+        <w:t xml:space="preserve">: Led a 5-engineer tiger team migrating all Teachable-hosted files and content away from Filestack under a strict 9-week deadline. Designed migration scripts spanning 5 repositories – covering 30M+ database record updates across 45+ table/column pairs, integrity validation, rich text parsing, and consistent upload patterns across 56+ locations. Established best practices for large-dataset migrations and monadic patterns for procedural code reliability, reinforced through pairing sessions and code reviews – enabling engineers to execute independently. Successfully migrated 15 million files on time, saving approximately $500k per year.</w:t>
       </w:r>
     </w:p>
     <w:p>
@@ -168,7 +168,7 @@
         <w:t xml:space="preserve">Services Guild</w:t>
       </w:r>
       <w:r>
-        <w:t xml:space="preserve">: As Guild Co-Lead, facilitated cross-team sessions spanning microservice design, architectural decision-making, and AI enablement – shaping how the engineering organization approaches AI as a discipline. Ran workshops on getting started with AI effectively, defining what good AI usage looks like today, building context management skills, and extracting compounding value through incremental engagement. Created space for engineers to share struggles, surface problems they want AI to solve, and pursue hands-on discovery – driving cultural adoption of AI-assisted development across the engineering team.</w:t>
+        <w:t xml:space="preserve">: As Guild Co-Lead, facilitated cross-team sessions spanning microservice design, architectural decision-making, and AI enablement – shaping how the engineering organization approaches AI as a discipline. Ran workshops on getting started, defining effective usage, context management, and incremental value – creating space for engineers to surface struggles, identify problems to solve with AI, and explore hands-on.</w:t>
       </w:r>
     </w:p>
     <w:p>
@@ -205,7 +205,7 @@
         <w:t xml:space="preserve">Plan Service Adoption</w:t>
       </w:r>
       <w:r>
-        <w:t xml:space="preserve">: With senior leadership support, led an initiative for all product engineering teams to migrate their domains to a centralized school capabilities service – decoupling the platform from hard-coded plan names and establishing a flexible foundation for future subscription tiers. Authored comprehensive technical and product documentation – covering purpose, migration patterns with examples, risk areas, and definition of done – and held open pairing sessions with engineers across teams, enabling each to independently lead their own domain migration. Spanned 150+ locations across 3 applications; teams completed migrations in as little as 2 weeks. Enabled Teachable to expand from 4 to 5 school plans. (</w:t>
+        <w:t xml:space="preserve">: With senior leadership support, led an initiative for all product engineering teams to migrate their domains to a centralized school capabilities service – decoupling the platform from hard-coded plan names and establishing a flexible foundation for future subscription tiers. Authored technical and product documentation – covering migration patterns, risk areas, and definition of done – and held open pairing sessions with engineers across teams, enabling each to lead their own domain migrations. Spanned 150+ locations across 3 applications; teams completed migrations in as little as 2 weeks. Enabled Teachable to expand from 4 to 5 school plans. (</w:t>
       </w:r>
       <w:r>
         <w:rPr>
@@ -301,7 +301,7 @@
         <w:t xml:space="preserve">Services Guild</w:t>
       </w:r>
       <w:r>
-        <w:t xml:space="preserve">: Founded Teachable’s Services Guild and facilitated discussion sessions on service communication patterns, domain-driven design, testing methodologies, and architectural trade-offs – fostering critical thinking and technical growth across the engineering team. Produced a reference microservice template enabling engineers to go from zero to production using Hotmart’s infrastructure tooling, and led the creation of 3+ microservices across the team.</w:t>
+        <w:t xml:space="preserve">: Founded Teachable’s Services Guild and facilitated sessions on service design, domain-driven design, and architectural trade-offs – growing technical culture across the engineering team. Produced a reference microservice template enabling engineers to go from zero to production using Hotmart’s infrastructure tooling, and led the creation of 5+ microservices across the team.</w:t>
       </w:r>
     </w:p>
     <w:p>

--- a/reid_cooper_resume.docx
+++ b/reid_cooper_resume.docx
@@ -205,7 +205,7 @@
         <w:t xml:space="preserve">Plan Service Adoption</w:t>
       </w:r>
       <w:r>
-        <w:t xml:space="preserve">: With senior leadership support, led an initiative for all product engineering teams to migrate their domains to a centralized school capabilities service – decoupling the platform from hard-coded plan names and establishing a flexible foundation for future subscription tiers. Authored technical and product documentation – covering migration patterns, risk areas, and definition of done – and held open pairing sessions with engineers across teams, enabling each to lead their own domain migrations. Spanned 150+ locations across 3 applications; teams completed migrations in as little as 2 weeks. Enabled Teachable to expand from 4 to 5 school plans. (</w:t>
+        <w:t xml:space="preserve">: With senior leadership support, led an initiative for all product engineering teams to migrate their domains to a centralized school capabilities service – decoupling the platform from hard-coded plan names and establishing a flexible foundation for future subscription tiers. Authored technical and product documentation – covering migration patterns, risk areas, and definition of done – and held open pairing sessions with engineers across teams, enabling each to lead their own domain migrations. Spanned 150+ locations across 3 applications; teams completed migrations in as little as 2 weeks. (</w:t>
       </w:r>
       <w:r>
         <w:rPr>

--- a/reid_cooper_resume.docx
+++ b/reid_cooper_resume.docx
@@ -2,7 +2,7 @@
 <file path=word/document.xml><?xml version="1.0" encoding="utf-8"?>
 <w:document xmlns:w="http://schemas.openxmlformats.org/wordprocessingml/2006/main" xmlns:m="http://schemas.openxmlformats.org/officeDocument/2006/math" xmlns:r="http://schemas.openxmlformats.org/officeDocument/2006/relationships" xmlns:o="urn:schemas-microsoft-com:office:office" xmlns:v="urn:schemas-microsoft-com:vml" xmlns:w10="urn:schemas-microsoft-com:office:word" xmlns:a="http://schemas.openxmlformats.org/drawingml/2006/main" xmlns:pic="http://schemas.openxmlformats.org/drawingml/2006/picture" xmlns:wp="http://schemas.openxmlformats.org/drawingml/2006/wordprocessingDrawing">
   <w:body>
-    <w:bookmarkStart w:id="30" w:name="reid-cooper"/>
+    <w:bookmarkStart w:id="31" w:name="reid-cooper"/>
     <w:p>
       <w:pPr>
         <w:pStyle w:val="Heading1"/>
@@ -205,17 +205,7 @@
         <w:t xml:space="preserve">Plan Service Adoption</w:t>
       </w:r>
       <w:r>
-        <w:t xml:space="preserve">: With senior leadership support, led an initiative for all product engineering teams to migrate their domains to a centralized school capabilities service – decoupling the platform from hard-coded plan names and establishing a flexible foundation for future subscription tiers. Authored technical and product documentation – covering migration patterns, risk areas, and definition of done – and held open pairing sessions with engineers across teams, enabling each to lead their own domain migrations. Spanned 150+ locations across 3 applications; teams completed migrations in as little as 2 weeks. (</w:t>
-      </w:r>
-      <w:r>
-        <w:rPr>
-          <w:iCs/>
-          <w:i/>
-        </w:rPr>
-        <w:t xml:space="preserve">TODO: add new ARR from plan expansion</w:t>
-      </w:r>
-      <w:r>
-        <w:t xml:space="preserve">)</w:t>
+        <w:t xml:space="preserve">: With senior leadership support, led an initiative for all product engineering teams to migrate their domains to a centralized school capabilities service – decoupling the platform from hard-coded plan names and establishing a flexible foundation for future subscription tiers. Authored technical and product documentation – covering migration patterns, risk areas, and definition of done – and held open pairing sessions with engineers across teams, enabling each to lead their own domain migrations. Spanned 150+ locations across 3 applications; teams completed migrations in as little as 2 weeks – drove a 21% revenue increase, generating +$6M in new ARR.</w:t>
       </w:r>
     </w:p>
     <w:p>
@@ -234,7 +224,7 @@
         <w:t xml:space="preserve">Revenue Initiatives</w:t>
       </w:r>
       <w:r>
-        <w:t xml:space="preserve">: Introduced two new revenue streams: Plan Addons and Captions – together generating $200k+ in ARR. Designed and implemented both using state machine and monadic patterns for reliability, recoverability, and ease of maintenance – Plan Addons spanning two services.</w:t>
+        <w:t xml:space="preserve">: Introduced two new revenue streams: Plan Addons and Captions – together generating $350K in new revenue over 2 years. Designed and implemented both using state machine and monadic patterns for reliability, recoverability, and ease of maintenance – Plan Addons spanning two services.</w:t>
       </w:r>
     </w:p>
     <w:p>
@@ -272,17 +262,7 @@
         <w:t xml:space="preserve">School Deactivation</w:t>
       </w:r>
       <w:r>
-        <w:t xml:space="preserve">: Co-designed a platform-wide pattern to deactivate schools and all related dependencies and associations consistently across Teachable’s services. (</w:t>
-      </w:r>
-      <w:r>
-        <w:rPr>
-          <w:iCs/>
-          <w:i/>
-        </w:rPr>
-        <w:t xml:space="preserve">TODO: quantify business impact of enforcing deactivations – e.g., win-back conversions (schools that reverse deactivation and stay), cost savings from reduced infrastructure, or revenue recovered</w:t>
-      </w:r>
-      <w:r>
-        <w:t xml:space="preserve">)</w:t>
+        <w:t xml:space="preserve">: Co-designed a platform-wide pattern to deactivate schools and all related dependencies and associations consistently across Teachable’s services, resulting in a 20% reduction in logo churn.</w:t>
       </w:r>
     </w:p>
     <w:p>
@@ -338,7 +318,7 @@
         <w:t xml:space="preserve">Video Platform Migration</w:t>
       </w:r>
       <w:r>
-        <w:t xml:space="preserve">: Led the full lifecycle of Teachable’s student video platform migration from Wistia to Hotmart’s in-house video player – redesigning integrations across 5+ products, maintaining full course compliance system integrity, and executing the end-to-end migration of 8 million video assets, reducing video hosting costs by 70%.</w:t>
+        <w:t xml:space="preserve">: Led the full lifecycle of Teachable’s student video platform migration from Wistia to Hotmart’s in-house video player – redesigning integrations across 5+ products, maintaining full course compliance system integrity, and executing the end-to-end migration of 8 million video assets, reducing video hosting costs from $3M to $1M annually.</w:t>
       </w:r>
     </w:p>
     <w:p>
@@ -541,16 +521,45 @@
     </w:p>
     <w:bookmarkEnd w:id="24"/>
     <w:bookmarkEnd w:id="25"/>
-    <w:bookmarkStart w:id="28" w:name="education"/>
+    <w:bookmarkStart w:id="26" w:name="apps"/>
     <w:p>
       <w:pPr>
         <w:pStyle w:val="Heading2"/>
       </w:pPr>
       <w:r>
+        <w:t xml:space="preserve">Apps</w:t>
+      </w:r>
+    </w:p>
+    <w:p>
+      <w:pPr>
+        <w:numPr>
+          <w:ilvl w:val="0"/>
+          <w:numId w:val="1006"/>
+        </w:numPr>
+        <w:pStyle w:val="Compact"/>
+      </w:pPr>
+      <w:r>
+        <w:rPr>
+          <w:bCs/>
+          <w:b/>
+        </w:rPr>
+        <w:t xml:space="preserve">Dashcoop</w:t>
+      </w:r>
+      <w:r>
+        <w:t xml:space="preserve">: Highly customizable Roku screensaver displaying real-time weather and clock data, available since 2018. Ruby/Sinatra backend integrating WeatherAPI and Google Geocoding. 9,300+ cumulative downloads.</w:t>
+      </w:r>
+    </w:p>
+    <w:bookmarkEnd w:id="26"/>
+    <w:bookmarkStart w:id="29" w:name="education"/>
+    <w:p>
+      <w:pPr>
+        <w:pStyle w:val="Heading2"/>
+      </w:pPr>
+      <w:r>
         <w:t xml:space="preserve">Education</w:t>
       </w:r>
     </w:p>
-    <w:bookmarkStart w:id="26" w:name="monmouth-university-west-long-branch-nj"/>
+    <w:bookmarkStart w:id="27" w:name="monmouth-university-west-long-branch-nj"/>
     <w:p>
       <w:pPr>
         <w:pStyle w:val="Heading3"/>
@@ -577,8 +586,8 @@
         <w:t xml:space="preserve">|</w:t>
       </w:r>
     </w:p>
-    <w:bookmarkEnd w:id="26"/>
-    <w:bookmarkStart w:id="27" w:name="X855b8df0e1aec3885f94fd436226b6e3612fa3e"/>
+    <w:bookmarkEnd w:id="27"/>
+    <w:bookmarkStart w:id="28" w:name="X855b8df0e1aec3885f94fd436226b6e3612fa3e"/>
     <w:p>
       <w:pPr>
         <w:pStyle w:val="Heading3"/>
@@ -605,9 +614,9 @@
         <w:t xml:space="preserve">|</w:t>
       </w:r>
     </w:p>
-    <w:bookmarkEnd w:id="27"/>
     <w:bookmarkEnd w:id="28"/>
-    <w:bookmarkStart w:id="29" w:name="technical-skills"/>
+    <w:bookmarkEnd w:id="29"/>
+    <w:bookmarkStart w:id="30" w:name="technical-skills"/>
     <w:p>
       <w:pPr>
         <w:pStyle w:val="Heading2"/>
@@ -620,7 +629,7 @@
       <w:pPr>
         <w:numPr>
           <w:ilvl w:val="0"/>
-          <w:numId w:val="1006"/>
+          <w:numId w:val="1007"/>
         </w:numPr>
         <w:pStyle w:val="Compact"/>
       </w:pPr>
@@ -639,7 +648,7 @@
       <w:pPr>
         <w:numPr>
           <w:ilvl w:val="0"/>
-          <w:numId w:val="1006"/>
+          <w:numId w:val="1007"/>
         </w:numPr>
         <w:pStyle w:val="Compact"/>
       </w:pPr>
@@ -658,7 +667,7 @@
       <w:pPr>
         <w:numPr>
           <w:ilvl w:val="0"/>
-          <w:numId w:val="1006"/>
+          <w:numId w:val="1007"/>
         </w:numPr>
         <w:pStyle w:val="Compact"/>
       </w:pPr>
@@ -677,7 +686,7 @@
       <w:pPr>
         <w:numPr>
           <w:ilvl w:val="0"/>
-          <w:numId w:val="1006"/>
+          <w:numId w:val="1007"/>
         </w:numPr>
         <w:pStyle w:val="Compact"/>
       </w:pPr>
@@ -692,8 +701,8 @@
         <w:t xml:space="preserve">: GitHub Copilot, Claude, ChatGPT</w:t>
       </w:r>
     </w:p>
-    <w:bookmarkEnd w:id="29"/>
     <w:bookmarkEnd w:id="30"/>
+    <w:bookmarkEnd w:id="31"/>
     <w:sectPr/>
   </w:body>
 </w:document>
@@ -895,6 +904,9 @@
     <w:abstractNumId w:val="991"/>
   </w:num>
   <w:num w:numId="1006">
+    <w:abstractNumId w:val="991"/>
+  </w:num>
+  <w:num w:numId="1007">
     <w:abstractNumId w:val="991"/>
   </w:num>
 </w:numbering>

--- a/reid_cooper_resume.docx
+++ b/reid_cooper_resume.docx
@@ -55,7 +55,7 @@
         <w:pStyle w:val="FirstParagraph"/>
       </w:pPr>
       <w:r>
-        <w:t xml:space="preserve">Staff Engineer with 11+ years of Ruby on Rails and 3 years of Golang, specializing in microservice architecture, distributed systems, and platform reliability. Known for leading high-stakes engineering initiatives, scaling engineering culture through guilds and mentorship, and delivering complex systems across cross-functional teams at scale.</w:t>
+        <w:t xml:space="preserve">Staff Engineer with 11+ years of Ruby on Rails and 3 years of Golang, specializing in microservice architecture, distributed systems, and platform reliability. Known for leading high-stakes engineering initiatives that deliver measurable business outcomes – $6M+ in new ARR, $500k in annual cost savings, and 20% reduction in logo churn. Scales engineering culture through guilds, mentorship, and AI enablement across cross-functional teams at scale.</w:t>
       </w:r>
     </w:p>
     <w:bookmarkEnd w:id="22"/>

--- a/reid_cooper_resume.docx
+++ b/reid_cooper_resume.docx
@@ -27,7 +27,7 @@
         <w:t xml:space="preserve"> </w:t>
       </w:r>
       <w:r>
-        <w:t xml:space="preserve">| +1-123-456-7890 |</w:t>
+        <w:t xml:space="preserve">| PHONEPLACEHOLDER |</w:t>
       </w:r>
       <w:r>
         <w:t xml:space="preserve"> </w:t>

--- a/reid_cooper_resume.docx
+++ b/reid_cooper_resume.docx
@@ -2,7 +2,7 @@
 <file path=word/document.xml><?xml version="1.0" encoding="utf-8"?>
 <w:document xmlns:w="http://schemas.openxmlformats.org/wordprocessingml/2006/main" xmlns:m="http://schemas.openxmlformats.org/officeDocument/2006/math" xmlns:r="http://schemas.openxmlformats.org/officeDocument/2006/relationships" xmlns:o="urn:schemas-microsoft-com:office:office" xmlns:v="urn:schemas-microsoft-com:vml" xmlns:w10="urn:schemas-microsoft-com:office:word" xmlns:a="http://schemas.openxmlformats.org/drawingml/2006/main" xmlns:pic="http://schemas.openxmlformats.org/drawingml/2006/picture" xmlns:wp="http://schemas.openxmlformats.org/drawingml/2006/wordprocessingDrawing">
   <w:body>
-    <w:bookmarkStart w:id="31" w:name="reid-cooper"/>
+    <w:bookmarkStart w:id="29" w:name="reid-cooper"/>
     <w:p>
       <w:pPr>
         <w:pStyle w:val="Heading1"/>
@@ -521,13 +521,51 @@
     </w:p>
     <w:bookmarkEnd w:id="24"/>
     <w:bookmarkEnd w:id="25"/>
-    <w:bookmarkStart w:id="26" w:name="apps"/>
+    <w:bookmarkStart w:id="27" w:name="education"/>
     <w:p>
       <w:pPr>
         <w:pStyle w:val="Heading2"/>
       </w:pPr>
       <w:r>
-        <w:t xml:space="preserve">Apps</w:t>
+        <w:t xml:space="preserve">Education</w:t>
+      </w:r>
+    </w:p>
+    <w:bookmarkStart w:id="26" w:name="monmouth-university-west-long-branch-nj"/>
+    <w:p>
+      <w:pPr>
+        <w:pStyle w:val="Heading3"/>
+      </w:pPr>
+      <w:r>
+        <w:t xml:space="preserve">Monmouth University – West Long Branch, NJ</w:t>
+      </w:r>
+    </w:p>
+    <w:p>
+      <w:pPr>
+        <w:pStyle w:val="FirstParagraph"/>
+      </w:pPr>
+      <w:r>
+        <w:rPr>
+          <w:bCs/>
+          <w:b/>
+        </w:rPr>
+        <w:t xml:space="preserve">M.S. &amp; B.S., Software Engineering | Minor in Mathematics</w:t>
+      </w:r>
+      <w:r>
+        <w:t xml:space="preserve"> </w:t>
+      </w:r>
+      <w:r>
+        <w:t xml:space="preserve">|</w:t>
+      </w:r>
+    </w:p>
+    <w:bookmarkEnd w:id="26"/>
+    <w:bookmarkEnd w:id="27"/>
+    <w:bookmarkStart w:id="28" w:name="technical-skills"/>
+    <w:p>
+      <w:pPr>
+        <w:pStyle w:val="Heading2"/>
+      </w:pPr>
+      <w:r>
+        <w:t xml:space="preserve">Technical Skills</w:t>
       </w:r>
     </w:p>
     <w:p>
@@ -543,166 +581,71 @@
           <w:bCs/>
           <w:b/>
         </w:rPr>
-        <w:t xml:space="preserve">Dashcoop</w:t>
-      </w:r>
-      <w:r>
-        <w:t xml:space="preserve">: Highly customizable Roku screensaver displaying real-time weather and clock data, available since 2018. Ruby/Sinatra backend integrating WeatherAPI and Google Geocoding. 9,300+ cumulative downloads.</w:t>
-      </w:r>
-    </w:p>
-    <w:bookmarkEnd w:id="26"/>
-    <w:bookmarkStart w:id="29" w:name="education"/>
-    <w:p>
-      <w:pPr>
-        <w:pStyle w:val="Heading2"/>
-      </w:pPr>
-      <w:r>
-        <w:t xml:space="preserve">Education</w:t>
-      </w:r>
-    </w:p>
-    <w:bookmarkStart w:id="27" w:name="monmouth-university-west-long-branch-nj"/>
-    <w:p>
-      <w:pPr>
-        <w:pStyle w:val="Heading3"/>
-      </w:pPr>
-      <w:r>
-        <w:t xml:space="preserve">Monmouth University – West Long Branch, NJ</w:t>
-      </w:r>
-    </w:p>
-    <w:p>
-      <w:pPr>
-        <w:pStyle w:val="FirstParagraph"/>
-      </w:pPr>
-      <w:r>
-        <w:rPr>
-          <w:bCs/>
-          <w:b/>
-        </w:rPr>
-        <w:t xml:space="preserve">Master’s of Science, Software Engineering; GPA: 3.97</w:t>
-      </w:r>
-      <w:r>
-        <w:t xml:space="preserve"> </w:t>
-      </w:r>
-      <w:r>
-        <w:t xml:space="preserve">|</w:t>
-      </w:r>
-    </w:p>
-    <w:bookmarkEnd w:id="27"/>
-    <w:bookmarkStart w:id="28" w:name="X855b8df0e1aec3885f94fd436226b6e3612fa3e"/>
-    <w:p>
-      <w:pPr>
-        <w:pStyle w:val="Heading3"/>
-      </w:pPr>
-      <w:r>
-        <w:t xml:space="preserve">Monmouth University – West Long Branch, NJ</w:t>
-      </w:r>
-    </w:p>
-    <w:p>
-      <w:pPr>
-        <w:pStyle w:val="FirstParagraph"/>
-      </w:pPr>
-      <w:r>
-        <w:rPr>
-          <w:bCs/>
-          <w:b/>
-        </w:rPr>
-        <w:t xml:space="preserve">Bachelor of Science, Software Engineering; Minor in Mathematics; GPA: 3.44</w:t>
-      </w:r>
-      <w:r>
-        <w:t xml:space="preserve"> </w:t>
-      </w:r>
-      <w:r>
-        <w:t xml:space="preserve">|</w:t>
+        <w:t xml:space="preserve">Languages</w:t>
+      </w:r>
+      <w:r>
+        <w:t xml:space="preserve">: Ruby/Rails (11 yrs), Golang (3 yrs), JavaScript, HTML/CSS, SQL, BrightScript</w:t>
+      </w:r>
+    </w:p>
+    <w:p>
+      <w:pPr>
+        <w:numPr>
+          <w:ilvl w:val="0"/>
+          <w:numId w:val="1006"/>
+        </w:numPr>
+        <w:pStyle w:val="Compact"/>
+      </w:pPr>
+      <w:r>
+        <w:rPr>
+          <w:bCs/>
+          <w:b/>
+        </w:rPr>
+        <w:t xml:space="preserve">Technologies</w:t>
+      </w:r>
+      <w:r>
+        <w:t xml:space="preserve">: Microservice Architecture, AWS, Kubernetes, Docker, Terraform, PostgreSQL, Redis, Datadog, New Relic, System Design, Performance &amp; Observability</w:t>
+      </w:r>
+    </w:p>
+    <w:p>
+      <w:pPr>
+        <w:numPr>
+          <w:ilvl w:val="0"/>
+          <w:numId w:val="1006"/>
+        </w:numPr>
+        <w:pStyle w:val="Compact"/>
+      </w:pPr>
+      <w:r>
+        <w:rPr>
+          <w:bCs/>
+          <w:b/>
+        </w:rPr>
+        <w:t xml:space="preserve">Core Skills</w:t>
+      </w:r>
+      <w:r>
+        <w:t xml:space="preserve">: Technical Strategy, Cross-Functional Leadership, Organizational Influence, Stakeholder Communication, Incident Command, Mentoring</w:t>
+      </w:r>
+    </w:p>
+    <w:p>
+      <w:pPr>
+        <w:numPr>
+          <w:ilvl w:val="0"/>
+          <w:numId w:val="1006"/>
+        </w:numPr>
+        <w:pStyle w:val="Compact"/>
+      </w:pPr>
+      <w:r>
+        <w:rPr>
+          <w:bCs/>
+          <w:b/>
+        </w:rPr>
+        <w:t xml:space="preserve">AI Tools</w:t>
+      </w:r>
+      <w:r>
+        <w:t xml:space="preserve">: GitHub Copilot, Claude, ChatGPT</w:t>
       </w:r>
     </w:p>
     <w:bookmarkEnd w:id="28"/>
     <w:bookmarkEnd w:id="29"/>
-    <w:bookmarkStart w:id="30" w:name="technical-skills"/>
-    <w:p>
-      <w:pPr>
-        <w:pStyle w:val="Heading2"/>
-      </w:pPr>
-      <w:r>
-        <w:t xml:space="preserve">Technical Skills</w:t>
-      </w:r>
-    </w:p>
-    <w:p>
-      <w:pPr>
-        <w:numPr>
-          <w:ilvl w:val="0"/>
-          <w:numId w:val="1007"/>
-        </w:numPr>
-        <w:pStyle w:val="Compact"/>
-      </w:pPr>
-      <w:r>
-        <w:rPr>
-          <w:bCs/>
-          <w:b/>
-        </w:rPr>
-        <w:t xml:space="preserve">Languages</w:t>
-      </w:r>
-      <w:r>
-        <w:t xml:space="preserve">: Ruby/Rails (11 yrs), Golang (3 yrs), JavaScript, HTML/CSS, SQL, BrightScript</w:t>
-      </w:r>
-    </w:p>
-    <w:p>
-      <w:pPr>
-        <w:numPr>
-          <w:ilvl w:val="0"/>
-          <w:numId w:val="1007"/>
-        </w:numPr>
-        <w:pStyle w:val="Compact"/>
-      </w:pPr>
-      <w:r>
-        <w:rPr>
-          <w:bCs/>
-          <w:b/>
-        </w:rPr>
-        <w:t xml:space="preserve">Technologies</w:t>
-      </w:r>
-      <w:r>
-        <w:t xml:space="preserve">: Microservice Architecture, AWS, Kubernetes, Docker, Terraform, PostgreSQL, Redis, Datadog, System Design, Performance &amp; Observability</w:t>
-      </w:r>
-    </w:p>
-    <w:p>
-      <w:pPr>
-        <w:numPr>
-          <w:ilvl w:val="0"/>
-          <w:numId w:val="1007"/>
-        </w:numPr>
-        <w:pStyle w:val="Compact"/>
-      </w:pPr>
-      <w:r>
-        <w:rPr>
-          <w:bCs/>
-          <w:b/>
-        </w:rPr>
-        <w:t xml:space="preserve">Core Skills</w:t>
-      </w:r>
-      <w:r>
-        <w:t xml:space="preserve">: Technical Strategy, Cross-Functional Leadership, Organizational Influence, Stakeholder Communication, Incident Command, Mentoring</w:t>
-      </w:r>
-    </w:p>
-    <w:p>
-      <w:pPr>
-        <w:numPr>
-          <w:ilvl w:val="0"/>
-          <w:numId w:val="1007"/>
-        </w:numPr>
-        <w:pStyle w:val="Compact"/>
-      </w:pPr>
-      <w:r>
-        <w:rPr>
-          <w:bCs/>
-          <w:b/>
-        </w:rPr>
-        <w:t xml:space="preserve">AI Tools</w:t>
-      </w:r>
-      <w:r>
-        <w:t xml:space="preserve">: GitHub Copilot, Claude, ChatGPT</w:t>
-      </w:r>
-    </w:p>
-    <w:bookmarkEnd w:id="30"/>
-    <w:bookmarkEnd w:id="31"/>
     <w:sectPr/>
   </w:body>
 </w:document>
@@ -904,9 +847,6 @@
     <w:abstractNumId w:val="991"/>
   </w:num>
   <w:num w:numId="1006">
-    <w:abstractNumId w:val="991"/>
-  </w:num>
-  <w:num w:numId="1007">
     <w:abstractNumId w:val="991"/>
   </w:num>
 </w:numbering>

--- a/reid_cooper_resume.docx
+++ b/reid_cooper_resume.docx
@@ -86,13 +86,13 @@
           <w:bCs/>
           <w:b/>
         </w:rPr>
-        <w:t xml:space="preserve">Staff Engineer</w:t>
+        <w:t xml:space="preserve">Ed-tech SaaS · Multi-tenant · 100-person engineering org</w:t>
       </w:r>
       <w:r>
         <w:t xml:space="preserve"> </w:t>
       </w:r>
       <w:r>
-        <w:t xml:space="preserve">| 1 yr</w:t>
+        <w:t xml:space="preserve">| Staff Engineer</w:t>
       </w:r>
     </w:p>
     <w:p>
@@ -434,13 +434,13 @@
           <w:bCs/>
           <w:b/>
         </w:rPr>
-        <w:t xml:space="preserve">Full Stack Software Engineer</w:t>
+        <w:t xml:space="preserve">DTC e-commerce · Ruby on Rails</w:t>
       </w:r>
       <w:r>
         <w:t xml:space="preserve"> </w:t>
       </w:r>
       <w:r>
-        <w:t xml:space="preserve">|</w:t>
+        <w:t xml:space="preserve">| Full Stack Software Engineer</w:t>
       </w:r>
     </w:p>
     <w:p>

--- a/reid_cooper_resume.docx
+++ b/reid_cooper_resume.docx
@@ -68,13 +68,13 @@
         <w:t xml:space="preserve">Experience</w:t>
       </w:r>
     </w:p>
-    <w:bookmarkStart w:id="23" w:name="X5e308b7a034285da823d7d843bdadbe55ee11a3"/>
+    <w:bookmarkStart w:id="23" w:name="Xc73e5cc881b4af92027c2f7df0e2129ccf9965c"/>
     <w:p>
       <w:pPr>
         <w:pStyle w:val="Heading3"/>
       </w:pPr>
       <w:r>
-        <w:t xml:space="preserve">Teachable – New York, NY · Mar 2019 – Present · 7 yrs</w:t>
+        <w:t xml:space="preserve">Teachable (Hotmart) – New York, NY · Mar 2019 – Present · 7 yrs</w:t>
       </w:r>
     </w:p>
     <w:p>
@@ -180,7 +180,7 @@
           <w:bCs/>
           <w:b/>
         </w:rPr>
-        <w:t xml:space="preserve">Senior Software Engineer II; Growth Revenue</w:t>
+        <w:t xml:space="preserve">Senior Software Engineer II · Growth &amp; Revenue</w:t>
       </w:r>
       <w:r>
         <w:t xml:space="preserve"> </w:t>
@@ -293,7 +293,7 @@
           <w:bCs/>
           <w:b/>
         </w:rPr>
-        <w:t xml:space="preserve">Senior Software Engineer I; Student Experience Team Lead</w:t>
+        <w:t xml:space="preserve">Senior Software Engineer I · Student Experience</w:t>
       </w:r>
       <w:r>
         <w:t xml:space="preserve"> </w:t>
@@ -387,7 +387,7 @@
           <w:bCs/>
           <w:b/>
         </w:rPr>
-        <w:t xml:space="preserve">Software Engineer; Core</w:t>
+        <w:t xml:space="preserve">Software Engineer · Core</w:t>
       </w:r>
       <w:r>
         <w:t xml:space="preserve"> </w:t>
@@ -440,7 +440,7 @@
         <w:t xml:space="preserve"> </w:t>
       </w:r>
       <w:r>
-        <w:t xml:space="preserve">| Full Stack Software Engineer</w:t>
+        <w:t xml:space="preserve">| Software Engineer</w:t>
       </w:r>
     </w:p>
     <w:p>

--- a/reid_cooper_resume.docx
+++ b/reid_cooper_resume.docx
@@ -108,7 +108,7 @@
           <w:bCs/>
           <w:b/>
         </w:rPr>
-        <w:t xml:space="preserve">B2B Product Team Lead</w:t>
+        <w:t xml:space="preserve">Zero-to-One B2B Product (3-Month Delivery)</w:t>
       </w:r>
       <w:r>
         <w:t xml:space="preserve">: Led a 5-engineer team delivering Teachable’s B2B offering from zero to production under a strict end-of-November deadline. Drove end-to-end ownership: product engineering roadmap, system architecture, cross-functional project facilitation, and technical mentorship – conducting architecture and design reviews, mitigating risk, and empowering independent technical judgment. Delivered on time in November 2025 – a 0-to-production effort in 3 months – driving 115 beta schools onboarded (150+ on waitlist), 2,060 students enrolled with 100% growth in 2 weeks, and a Q1 closed sale.</w:t>
@@ -127,7 +127,7 @@
           <w:bCs/>
           <w:b/>
         </w:rPr>
-        <w:t xml:space="preserve">File Migration Tiger Team</w:t>
+        <w:t xml:space="preserve">Large-Scale Vendor Migration (15M Files, 9 Weeks, $500K/yr Savings)</w:t>
       </w:r>
       <w:r>
         <w:t xml:space="preserve">: Led a 5-engineer tiger team migrating all Teachable-hosted files and content away from Filestack under a strict 9-week deadline. Designed migration scripts spanning 5 repositories – covering 30M+ database record updates across 45+ table/column pairs, integrity validation, rich text parsing, and consistent upload patterns across 56+ locations. Established best practices for large-dataset migrations and monadic patterns for procedural code reliability, reinforced through pairing sessions and code reviews – enabling engineers to execute independently. Successfully migrated 15 million files on time, saving approximately $500k per year.</w:t>
@@ -146,7 +146,7 @@
           <w:bCs/>
           <w:b/>
         </w:rPr>
-        <w:t xml:space="preserve">Platform Reliability &amp; Reporting</w:t>
+        <w:t xml:space="preserve">Real-Time Data Layer &amp; Reporting Platform</w:t>
       </w:r>
       <w:r>
         <w:t xml:space="preserve">: Architected improvements to Teachable’s user reporting and export platform to address reliability and scale concerns for large datasets. Authored Apache Airflow ETL pipelines and managed AWS DMS change data capture configurations to enrich the platform’s data footprint. Built a Golang microservice integrating with an internal data warehouse’s streaming service to deliver enriched datasets as NDJSON – establishing a real-time data exposure layer within the Teachable product.</w:t>
@@ -165,7 +165,7 @@
           <w:bCs/>
           <w:b/>
         </w:rPr>
-        <w:t xml:space="preserve">Services Guild</w:t>
+        <w:t xml:space="preserve">Engineering Guild – AI &amp; Service Design</w:t>
       </w:r>
       <w:r>
         <w:t xml:space="preserve">: As Guild Co-Lead, facilitated cross-team sessions spanning microservice design, architectural decision-making, and AI enablement – shaping how the engineering organization approaches AI as a discipline. Ran workshops on getting started, defining effective usage, context management, and incremental value – creating space for engineers to surface struggles, identify problems to solve with AI, and explore hands-on.</w:t>

--- a/reid_cooper_resume.docx
+++ b/reid_cooper_resume.docx
@@ -202,7 +202,7 @@
           <w:bCs/>
           <w:b/>
         </w:rPr>
-        <w:t xml:space="preserve">Plan Service Adoption</w:t>
+        <w:t xml:space="preserve">Platform-Wide Entitlement Decoupling (+$6M ARR)</w:t>
       </w:r>
       <w:r>
         <w:t xml:space="preserve">: With senior leadership support, led an initiative for all product engineering teams to migrate their domains to a centralized school capabilities service – decoupling the platform from hard-coded plan names and establishing a flexible foundation for future subscription tiers. Authored technical and product documentation – covering migration patterns, risk areas, and definition of done – and held open pairing sessions with engineers across teams, enabling each to lead their own domain migrations. Spanned 150+ locations across 3 applications; teams completed migrations in as little as 2 weeks – drove a 21% revenue increase, generating +$6M in new ARR.</w:t>
@@ -221,7 +221,7 @@
           <w:bCs/>
           <w:b/>
         </w:rPr>
-        <w:t xml:space="preserve">Revenue Initiatives</w:t>
+        <w:t xml:space="preserve">Revenue &amp; Retention Impact</w:t>
       </w:r>
       <w:r>
         <w:t xml:space="preserve">: Introduced two new revenue streams: Plan Addons and Captions – together generating $350K in new revenue over 2 years. Designed and implemented both using state machine and monadic patterns for reliability, recoverability, and ease of maintenance – Plan Addons spanning two services.</w:t>
@@ -240,7 +240,7 @@
           <w:bCs/>
           <w:b/>
         </w:rPr>
-        <w:t xml:space="preserve">School Capabilities Service</w:t>
+        <w:t xml:space="preserve">Entitlement Service – First Golang Microservice</w:t>
       </w:r>
       <w:r>
         <w:t xml:space="preserve">: Designed and built Teachable’s first Golang microservice, achieving an average 2ms response time and 27k+ requests per minute – the second-highest throughput application in the stack. Integrated with Chargebee for structured, consistent school plan management across the platform.</w:t>
@@ -278,7 +278,7 @@
           <w:bCs/>
           <w:b/>
         </w:rPr>
-        <w:t xml:space="preserve">Services Guild</w:t>
+        <w:t xml:space="preserve">Services Guild – Founder</w:t>
       </w:r>
       <w:r>
         <w:t xml:space="preserve">: Founded Teachable’s Services Guild and facilitated sessions on service design, domain-driven design, and architectural trade-offs – growing technical culture across the engineering team. Produced a reference microservice template enabling engineers to go from zero to production using Hotmart’s infrastructure tooling, and led the creation of 5+ microservices across the team.</w:t>

--- a/reid_cooper_resume.docx
+++ b/reid_cooper_resume.docx
@@ -315,7 +315,7 @@
           <w:bCs/>
           <w:b/>
         </w:rPr>
-        <w:t xml:space="preserve">Video Platform Migration</w:t>
+        <w:t xml:space="preserve">Video Infrastructure Migration ($2M/yr Cost Reduction)</w:t>
       </w:r>
       <w:r>
         <w:t xml:space="preserve">: Led the full lifecycle of Teachable’s student video platform migration from Wistia to Hotmart’s in-house video player – redesigning integrations across 5+ products, maintaining full course compliance system integrity, and executing the end-to-end migration of 8 million video assets, reducing video hosting costs from $3M to $1M annually.</w:t>
@@ -334,48 +334,10 @@
           <w:bCs/>
           <w:b/>
         </w:rPr>
-        <w:t xml:space="preserve">Team &amp; Guild Lead</w:t>
-      </w:r>
-      <w:r>
-        <w:t xml:space="preserve">: Served as Team Lead and Backend Guild Lead, mentoring engineers and driving cross-team platform initiatives and dependency upgrades across the engineering organization.</w:t>
-      </w:r>
-    </w:p>
-    <w:p>
-      <w:pPr>
-        <w:numPr>
-          <w:ilvl w:val="0"/>
-          <w:numId w:val="1003"/>
-        </w:numPr>
-        <w:pStyle w:val="Compact"/>
-      </w:pPr>
-      <w:r>
-        <w:rPr>
-          <w:bCs/>
-          <w:b/>
-        </w:rPr>
-        <w:t xml:space="preserve">On-Call Operability</w:t>
+        <w:t xml:space="preserve">On-Call &amp; Incident Readiness</w:t>
       </w:r>
       <w:r>
         <w:t xml:space="preserve">: Co-led Teachable’s On-Call Operability program; built and maintained processes for alerting, engineer readiness, and playbook design, and hosted simulated incidents to train and prepare the engineering organization.</w:t>
-      </w:r>
-    </w:p>
-    <w:p>
-      <w:pPr>
-        <w:numPr>
-          <w:ilvl w:val="0"/>
-          <w:numId w:val="1003"/>
-        </w:numPr>
-        <w:pStyle w:val="Compact"/>
-      </w:pPr>
-      <w:r>
-        <w:rPr>
-          <w:bCs/>
-          <w:b/>
-        </w:rPr>
-        <w:t xml:space="preserve">Page Generation Microservice</w:t>
-      </w:r>
-      <w:r>
-        <w:t xml:space="preserve">: Designed and built a microservice for server-side page generation, precompiling user-data-enriched page templates ready for consumption by a monorepo frontend package.</w:t>
       </w:r>
     </w:p>
     <w:p>

--- a/reid_cooper_resume.docx
+++ b/reid_cooper_resume.docx
@@ -405,6 +405,55 @@
         <w:t xml:space="preserve">| Software Engineer</w:t>
       </w:r>
     </w:p>
+    <w:bookmarkEnd w:id="24"/>
+    <w:bookmarkEnd w:id="25"/>
+    <w:bookmarkStart w:id="27" w:name="education"/>
+    <w:p>
+      <w:pPr>
+        <w:pStyle w:val="Heading2"/>
+      </w:pPr>
+      <w:r>
+        <w:t xml:space="preserve">Education</w:t>
+      </w:r>
+    </w:p>
+    <w:bookmarkStart w:id="26" w:name="monmouth-university-west-long-branch-nj"/>
+    <w:p>
+      <w:pPr>
+        <w:pStyle w:val="Heading3"/>
+      </w:pPr>
+      <w:r>
+        <w:t xml:space="preserve">Monmouth University – West Long Branch, NJ</w:t>
+      </w:r>
+    </w:p>
+    <w:p>
+      <w:pPr>
+        <w:pStyle w:val="FirstParagraph"/>
+      </w:pPr>
+      <w:r>
+        <w:rPr>
+          <w:bCs/>
+          <w:b/>
+        </w:rPr>
+        <w:t xml:space="preserve">M.S. &amp; B.S., Software Engineering | Minor in Mathematics</w:t>
+      </w:r>
+      <w:r>
+        <w:t xml:space="preserve"> </w:t>
+      </w:r>
+      <w:r>
+        <w:t xml:space="preserve">|</w:t>
+      </w:r>
+    </w:p>
+    <w:bookmarkEnd w:id="26"/>
+    <w:bookmarkEnd w:id="27"/>
+    <w:bookmarkStart w:id="28" w:name="technical-skills"/>
+    <w:p>
+      <w:pPr>
+        <w:pStyle w:val="Heading2"/>
+      </w:pPr>
+      <w:r>
+        <w:t xml:space="preserve">Technical Skills</w:t>
+      </w:r>
+    </w:p>
     <w:p>
       <w:pPr>
         <w:numPr>
@@ -418,10 +467,10 @@
           <w:bCs/>
           <w:b/>
         </w:rPr>
-        <w:t xml:space="preserve">Loyalty Program</w:t>
-      </w:r>
-      <w:r>
-        <w:t xml:space="preserve">: Custom product solution designed and developed for Mack Weldon’s first loyalty program, Weldon Blue. A rule based engine that offered tiered-based benefits to our customers before checkout.</w:t>
+        <w:t xml:space="preserve">Languages</w:t>
+      </w:r>
+      <w:r>
+        <w:t xml:space="preserve">: Ruby/Rails (11 yrs), Golang (3 yrs), JavaScript, HTML/CSS, SQL, BrightScript</w:t>
       </w:r>
     </w:p>
     <w:p>
@@ -437,10 +486,10 @@
           <w:bCs/>
           <w:b/>
         </w:rPr>
-        <w:t xml:space="preserve">Data Warehouse</w:t>
-      </w:r>
-      <w:r>
-        <w:t xml:space="preserve">: Built first revision of Mack Weldon’s founding data warehouse. Built using AWS Redshift, Data Pipelines, and SegmentIO. Streamed data from marketing, core e-commerce, and merchandise inventory platforms.</w:t>
+        <w:t xml:space="preserve">Technologies</w:t>
+      </w:r>
+      <w:r>
+        <w:t xml:space="preserve">: Microservice Architecture, AWS, Kubernetes, Docker, Terraform, PostgreSQL, Redis, Datadog, New Relic, System Design, Performance &amp; Observability</w:t>
       </w:r>
     </w:p>
     <w:p>
@@ -456,10 +505,10 @@
           <w:bCs/>
           <w:b/>
         </w:rPr>
-        <w:t xml:space="preserve">Shopify POS System</w:t>
-      </w:r>
-      <w:r>
-        <w:t xml:space="preserve">: Designed and developed message broker integration using RabbitMQ to link core e-commerce platform with Shopify’s POS system to help launch Mack Weldon’s first store location in Hudson Yards, NYC.</w:t>
+        <w:t xml:space="preserve">Core Skills</w:t>
+      </w:r>
+      <w:r>
+        <w:t xml:space="preserve">: Technical Strategy, Cross-Functional Leadership, Organizational Influence, Stakeholder Communication, Incident Command, Mentoring</w:t>
       </w:r>
     </w:p>
     <w:p>
@@ -467,131 +516,6 @@
         <w:numPr>
           <w:ilvl w:val="0"/>
           <w:numId w:val="1005"/>
-        </w:numPr>
-        <w:pStyle w:val="Compact"/>
-      </w:pPr>
-      <w:r>
-        <w:rPr>
-          <w:bCs/>
-          <w:b/>
-        </w:rPr>
-        <w:t xml:space="preserve">Peanut Butter and Jelly (PBJ)</w:t>
-      </w:r>
-      <w:r>
-        <w:t xml:space="preserve">: CMS Application that expedited content creation, landing, and platform pages. Reduced our workload roughly 70%. Integration with Contentful CMS. Deployed and hosted on AWS S3.</w:t>
-      </w:r>
-    </w:p>
-    <w:bookmarkEnd w:id="24"/>
-    <w:bookmarkEnd w:id="25"/>
-    <w:bookmarkStart w:id="27" w:name="education"/>
-    <w:p>
-      <w:pPr>
-        <w:pStyle w:val="Heading2"/>
-      </w:pPr>
-      <w:r>
-        <w:t xml:space="preserve">Education</w:t>
-      </w:r>
-    </w:p>
-    <w:bookmarkStart w:id="26" w:name="monmouth-university-west-long-branch-nj"/>
-    <w:p>
-      <w:pPr>
-        <w:pStyle w:val="Heading3"/>
-      </w:pPr>
-      <w:r>
-        <w:t xml:space="preserve">Monmouth University – West Long Branch, NJ</w:t>
-      </w:r>
-    </w:p>
-    <w:p>
-      <w:pPr>
-        <w:pStyle w:val="FirstParagraph"/>
-      </w:pPr>
-      <w:r>
-        <w:rPr>
-          <w:bCs/>
-          <w:b/>
-        </w:rPr>
-        <w:t xml:space="preserve">M.S. &amp; B.S., Software Engineering | Minor in Mathematics</w:t>
-      </w:r>
-      <w:r>
-        <w:t xml:space="preserve"> </w:t>
-      </w:r>
-      <w:r>
-        <w:t xml:space="preserve">|</w:t>
-      </w:r>
-    </w:p>
-    <w:bookmarkEnd w:id="26"/>
-    <w:bookmarkEnd w:id="27"/>
-    <w:bookmarkStart w:id="28" w:name="technical-skills"/>
-    <w:p>
-      <w:pPr>
-        <w:pStyle w:val="Heading2"/>
-      </w:pPr>
-      <w:r>
-        <w:t xml:space="preserve">Technical Skills</w:t>
-      </w:r>
-    </w:p>
-    <w:p>
-      <w:pPr>
-        <w:numPr>
-          <w:ilvl w:val="0"/>
-          <w:numId w:val="1006"/>
-        </w:numPr>
-        <w:pStyle w:val="Compact"/>
-      </w:pPr>
-      <w:r>
-        <w:rPr>
-          <w:bCs/>
-          <w:b/>
-        </w:rPr>
-        <w:t xml:space="preserve">Languages</w:t>
-      </w:r>
-      <w:r>
-        <w:t xml:space="preserve">: Ruby/Rails (11 yrs), Golang (3 yrs), JavaScript, HTML/CSS, SQL, BrightScript</w:t>
-      </w:r>
-    </w:p>
-    <w:p>
-      <w:pPr>
-        <w:numPr>
-          <w:ilvl w:val="0"/>
-          <w:numId w:val="1006"/>
-        </w:numPr>
-        <w:pStyle w:val="Compact"/>
-      </w:pPr>
-      <w:r>
-        <w:rPr>
-          <w:bCs/>
-          <w:b/>
-        </w:rPr>
-        <w:t xml:space="preserve">Technologies</w:t>
-      </w:r>
-      <w:r>
-        <w:t xml:space="preserve">: Microservice Architecture, AWS, Kubernetes, Docker, Terraform, PostgreSQL, Redis, Datadog, New Relic, System Design, Performance &amp; Observability</w:t>
-      </w:r>
-    </w:p>
-    <w:p>
-      <w:pPr>
-        <w:numPr>
-          <w:ilvl w:val="0"/>
-          <w:numId w:val="1006"/>
-        </w:numPr>
-        <w:pStyle w:val="Compact"/>
-      </w:pPr>
-      <w:r>
-        <w:rPr>
-          <w:bCs/>
-          <w:b/>
-        </w:rPr>
-        <w:t xml:space="preserve">Core Skills</w:t>
-      </w:r>
-      <w:r>
-        <w:t xml:space="preserve">: Technical Strategy, Cross-Functional Leadership, Organizational Influence, Stakeholder Communication, Incident Command, Mentoring</w:t>
-      </w:r>
-    </w:p>
-    <w:p>
-      <w:pPr>
-        <w:numPr>
-          <w:ilvl w:val="0"/>
-          <w:numId w:val="1006"/>
         </w:numPr>
         <w:pStyle w:val="Compact"/>
       </w:pPr>
@@ -806,9 +730,6 @@
     <w:abstractNumId w:val="991"/>
   </w:num>
   <w:num w:numId="1005">
-    <w:abstractNumId w:val="991"/>
-  </w:num>
-  <w:num w:numId="1006">
     <w:abstractNumId w:val="991"/>
   </w:num>
 </w:numbering>

--- a/reid_cooper_resume.docx
+++ b/reid_cooper_resume.docx
@@ -55,7 +55,7 @@
         <w:pStyle w:val="FirstParagraph"/>
       </w:pPr>
       <w:r>
-        <w:t xml:space="preserve">Staff Engineer with 11+ years of Ruby on Rails and 3 years of Golang, specializing in microservice architecture, distributed systems, and platform reliability. Known for leading high-stakes engineering initiatives that deliver measurable business outcomes – $6M+ in new ARR, $500k in annual cost savings, and 20% reduction in logo churn. Scales engineering culture through guilds, mentorship, and AI enablement across cross-functional teams at scale.</w:t>
+        <w:t xml:space="preserve">Staff Engineer specializing in platform architecture, large-scale migrations, and building the systems and culture that let engineering organizations scale. 11+ years in Ruby on Rails, 3 years in Golang. Seeks out high-ambiguity, cross-cutting problems — vendor eliminations under hard deadlines, platform-wide decoupling initiatives spanning dozens of teams, and zero-to-one product builds. Identifies architectural leverage points, establishes patterns that enable independent execution, and builds durable technical culture through guilds, pairing, and architectural review.</w:t>
       </w:r>
     </w:p>
     <w:bookmarkEnd w:id="22"/>

--- a/reid_cooper_resume.docx
+++ b/reid_cooper_resume.docx
@@ -68,13 +68,13 @@
         <w:t xml:space="preserve">Experience</w:t>
       </w:r>
     </w:p>
-    <w:bookmarkStart w:id="23" w:name="Xc73e5cc881b4af92027c2f7df0e2129ccf9965c"/>
+    <w:bookmarkStart w:id="23" w:name="X2829290cbbaaed0baff5bc339e65c12908d1dc2"/>
     <w:p>
       <w:pPr>
         <w:pStyle w:val="Heading3"/>
       </w:pPr>
       <w:r>
-        <w:t xml:space="preserve">Teachable (Hotmart) – New York, NY · Mar 2019 – Present · 7 yrs</w:t>
+        <w:t xml:space="preserve">Teachable (Hotmart) – New York, NY · Mar 2019 – Present</w:t>
       </w:r>
     </w:p>
     <w:p>
@@ -186,7 +186,7 @@
         <w:t xml:space="preserve"> </w:t>
       </w:r>
       <w:r>
-        <w:t xml:space="preserve">| 2 yrs</w:t>
+        <w:t xml:space="preserve">| 2022 – 2024</w:t>
       </w:r>
     </w:p>
     <w:p>
@@ -299,7 +299,7 @@
         <w:t xml:space="preserve"> </w:t>
       </w:r>
       <w:r>
-        <w:t xml:space="preserve">| 2.5 yrs</w:t>
+        <w:t xml:space="preserve">| 2020 – 2022</w:t>
       </w:r>
     </w:p>
     <w:p>
@@ -355,7 +355,7 @@
         <w:t xml:space="preserve"> </w:t>
       </w:r>
       <w:r>
-        <w:t xml:space="preserve">| 1.5 yrs</w:t>
+        <w:t xml:space="preserve">| 2019 – 2020</w:t>
       </w:r>
     </w:p>
     <w:p>

--- a/reid_cooper_resume.docx
+++ b/reid_cooper_resume.docx
@@ -205,7 +205,7 @@
         <w:t xml:space="preserve">Platform-Wide Entitlement Decoupling (+$6M ARR)</w:t>
       </w:r>
       <w:r>
-        <w:t xml:space="preserve">: With senior leadership support, led an initiative for all product engineering teams to migrate their domains to a centralized school capabilities service – decoupling the platform from hard-coded plan names and establishing a flexible foundation for future subscription tiers. Authored technical and product documentation – covering migration patterns, risk areas, and definition of done – and held open pairing sessions with engineers across teams, enabling each to lead their own domain migrations. Spanned 150+ locations across 3 applications; teams completed migrations in as little as 2 weeks – drove a 21% revenue increase, generating +$6M in new ARR.</w:t>
+        <w:t xml:space="preserve">: Led a cross-team initiative migrating all product engineering domains to a centralized entitlement service – decoupling the platform from hard-coded subscription tiers across 150+ locations in 3 applications. Authored migration patterns, risk documentation, and definition of done; held open pairing sessions enabling each team to lead their own domain migrations independently. Teams completed in as little as 2 weeks. Directly enabled a new pricing tier that drove a 21% revenue increase (+$6M ARR).</w:t>
       </w:r>
     </w:p>
     <w:p>
@@ -224,7 +224,7 @@
         <w:t xml:space="preserve">Revenue &amp; Retention Impact</w:t>
       </w:r>
       <w:r>
-        <w:t xml:space="preserve">: Introduced two new revenue streams: Plan Addons and Captions – together generating $350K in new revenue over 2 years. Designed and implemented both using state machine and monadic patterns for reliability, recoverability, and ease of maintenance – Plan Addons spanning two services.</w:t>
+        <w:t xml:space="preserve">: Introduced two subscription add-on products generating $350K over 2 years using state machine and monadic patterns spanning multiple services. Co-designed a platform-wide tenant deactivation pattern to cascade dependencies consistently across services – reducing logo churn by 20%.</w:t>
       </w:r>
     </w:p>
     <w:p>
@@ -243,7 +243,7 @@
         <w:t xml:space="preserve">Entitlement Service – First Golang Microservice</w:t>
       </w:r>
       <w:r>
-        <w:t xml:space="preserve">: Designed and built Teachable’s first Golang microservice, achieving an average 2ms response time and 27k+ requests per minute – the second-highest throughput application in the stack. Integrated with Chargebee for structured, consistent school plan management across the platform.</w:t>
+        <w:t xml:space="preserve">: Designed and built the organization’s first Golang microservice – a centralized entitlement service achieving 2ms p50 response time and 27K+ RPM. Integrated with Chargebee for structured subscription management, replacing scattered plan logic across the platform.</w:t>
       </w:r>
     </w:p>
     <w:p>
@@ -259,29 +259,10 @@
           <w:bCs/>
           <w:b/>
         </w:rPr>
-        <w:t xml:space="preserve">School Deactivation</w:t>
-      </w:r>
-      <w:r>
-        <w:t xml:space="preserve">: Co-designed a platform-wide pattern to deactivate schools and all related dependencies and associations consistently across Teachable’s services, resulting in a 20% reduction in logo churn.</w:t>
-      </w:r>
-    </w:p>
-    <w:p>
-      <w:pPr>
-        <w:numPr>
-          <w:ilvl w:val="0"/>
-          <w:numId w:val="1002"/>
-        </w:numPr>
-        <w:pStyle w:val="Compact"/>
-      </w:pPr>
-      <w:r>
-        <w:rPr>
-          <w:bCs/>
-          <w:b/>
-        </w:rPr>
         <w:t xml:space="preserve">Services Guild – Founder</w:t>
       </w:r>
       <w:r>
-        <w:t xml:space="preserve">: Founded Teachable’s Services Guild and facilitated sessions on service design, domain-driven design, and architectural trade-offs – growing technical culture across the engineering team. Produced a reference microservice template enabling engineers to go from zero to production using Hotmart’s infrastructure tooling, and led the creation of 5+ microservices across the team.</w:t>
+        <w:t xml:space="preserve">: Founded the engineering Services Guild to grow architectural thinking across the org. Facilitated sessions on service boundaries, domain-driven design, and infrastructure trade-offs. Produced a reference microservice template enabling engineers to go from zero to production with shared platform tooling – leading to 5+ new services.</w:t>
       </w:r>
     </w:p>
     <w:p>
@@ -318,7 +299,7 @@
         <w:t xml:space="preserve">Video Infrastructure Migration ($2M/yr Cost Reduction)</w:t>
       </w:r>
       <w:r>
-        <w:t xml:space="preserve">: Led the full lifecycle of Teachable’s student video platform migration from Wistia to Hotmart’s in-house video player – redesigning integrations across 5+ products, maintaining full course compliance system integrity, and executing the end-to-end migration of 8 million video assets, reducing video hosting costs from $3M to $1M annually.</w:t>
+        <w:t xml:space="preserve">: Led the full lifecycle migration of video infrastructure from a third-party provider to an in-house solution – redesigning integrations across 5+ products, maintaining content access-control integrity, and migrating 8 million assets. Reduced hosting costs from $3M to $1M annually.</w:t>
       </w:r>
     </w:p>
     <w:p>
@@ -337,7 +318,7 @@
         <w:t xml:space="preserve">On-Call &amp; Incident Readiness</w:t>
       </w:r>
       <w:r>
-        <w:t xml:space="preserve">: Co-led Teachable’s On-Call Operability program; built and maintained processes for alerting, engineer readiness, and playbook design, and hosted simulated incidents to train and prepare the engineering organization.</w:t>
+        <w:t xml:space="preserve">: Co-led the On-Call Operability program – built alerting standards, runbook design, and simulated incident exercises to train the engineering organization.</w:t>
       </w:r>
     </w:p>
     <w:p>
@@ -374,7 +355,7 @@
         <w:t xml:space="preserve">Page Editor v2</w:t>
       </w:r>
       <w:r>
-        <w:t xml:space="preserve">: Designed and built Page Editor v2, replacing the legacy school page builder with an extensible content creation toolkit – including new page-building capabilities and a managed data migration path for existing users.</w:t>
+        <w:t xml:space="preserve">: Designed and built the platform’s v2 page editor – replacing the legacy page builder with an extensible content creation toolkit and managed data migration path.</w:t>
       </w:r>
     </w:p>
     <w:bookmarkEnd w:id="23"/>

--- a/reid_cooper_resume.docx
+++ b/reid_cooper_resume.docx
@@ -111,7 +111,7 @@
         <w:t xml:space="preserve">Zero-to-One B2B Product (3-Month Delivery)</w:t>
       </w:r>
       <w:r>
-        <w:t xml:space="preserve">: Led a 5-engineer team delivering Teachable’s B2B offering from zero to production under a strict end-of-November deadline. Drove end-to-end ownership: product engineering roadmap, system architecture, cross-functional project facilitation, and technical mentorship – conducting architecture and design reviews, mitigating risk, and empowering independent technical judgment. Delivered on time in November 2025 – a 0-to-production effort in 3 months – driving 115 beta schools onboarded (150+ on waitlist), 2,060 students enrolled with 100% growth in 2 weeks, and a Q1 closed sale.</w:t>
+        <w:t xml:space="preserve">: Stood up and led a 5-engineer team building the company’s first B2B product under a hard November 2025 deadline. Made early architectural bets on a multi-tenant isolation model and shared enrollment infrastructure to avoid re-architecture debt. Structured the team around subsystem ownership with incremental risk mitigation – removing senior-review bottlenecks while maintaining architectural coherence. Delivered on time: 115 beta accounts, 2,060 enrolled users with 100% growth in 2 weeks, first closed sale in Q1.</w:t>
       </w:r>
     </w:p>
     <w:p>
@@ -130,7 +130,7 @@
         <w:t xml:space="preserve">Large-Scale Vendor Migration (15M Files, 9 Weeks, $500K/yr Savings)</w:t>
       </w:r>
       <w:r>
-        <w:t xml:space="preserve">: Led a 5-engineer tiger team migrating all Teachable-hosted files and content away from Filestack under a strict 9-week deadline. Designed migration scripts spanning 5 repositories – covering 30M+ database record updates across 45+ table/column pairs, integrity validation, rich text parsing, and consistent upload patterns across 56+ locations. Established best practices for large-dataset migrations and monadic patterns for procedural code reliability, reinforced through pairing sessions and code reviews – enabling engineers to execute independently. Successfully migrated 15 million files on time, saving approximately $500k per year.</w:t>
+        <w:t xml:space="preserve">: Led a 5-engineer tiger team eliminating a third-party file hosting dependency. Designed the migration architecture across 5 repositories and 30M+ database records with integrity validation to ensure zero data loss. Established monadic patterns for procedural reliability and reinforced them through pairing – enabling the team to execute independently across the codebase. Completed on schedule, saving $500K annually.</w:t>
       </w:r>
     </w:p>
     <w:p>
@@ -149,7 +149,7 @@
         <w:t xml:space="preserve">Real-Time Data Layer &amp; Reporting Platform</w:t>
       </w:r>
       <w:r>
-        <w:t xml:space="preserve">: Architected improvements to Teachable’s user reporting and export platform to address reliability and scale concerns for large datasets. Authored Apache Airflow ETL pipelines and managed AWS DMS change data capture configurations to enrich the platform’s data footprint. Built a Golang microservice integrating with an internal data warehouse’s streaming service to deliver enriched datasets as NDJSON – establishing a real-time data exposure layer within the Teachable product.</w:t>
+        <w:t xml:space="preserve">: Architected the platform’s reporting and export system for reliability at scale. Built Apache Airflow ETL pipelines and AWS DMS change data capture configurations. Designed a Golang microservice integrating with an internal streaming service to expose enriched datasets as NDJSON – creating the product’s first real-time data access layer.</w:t>
       </w:r>
     </w:p>
     <w:p>
@@ -168,7 +168,7 @@
         <w:t xml:space="preserve">Engineering Guild – AI &amp; Service Design</w:t>
       </w:r>
       <w:r>
-        <w:t xml:space="preserve">: As Guild Co-Lead, facilitated cross-team sessions spanning microservice design, architectural decision-making, and AI enablement – shaping how the engineering organization approaches AI as a discipline. Ran workshops on getting started, defining effective usage, context management, and incremental value – creating space for engineers to surface struggles, identify problems to solve with AI, and explore hands-on.</w:t>
+        <w:t xml:space="preserve">: Co-led the cross-functional Services Guild spanning microservice design, architectural decision-making, and AI enablement. Ran a structured AI integration program – shifting the org from ad hoc experimentation to intentional, high-value adoption. Guild originally founded in 2022 (see below); expanded scope to include AI discipline and architectural governance at Staff level.</w:t>
       </w:r>
     </w:p>
     <w:p>

--- a/reid_cooper_resume.docx
+++ b/reid_cooper_resume.docx
@@ -359,13 +359,13 @@
       </w:r>
     </w:p>
     <w:bookmarkEnd w:id="23"/>
-    <w:bookmarkStart w:id="24" w:name="X5195834514e73e1f8681601dab72f5aa6161aa6"/>
+    <w:bookmarkStart w:id="24" w:name="X01fa4416e58915d7f63d50b4de215366cd3536b"/>
     <w:p>
       <w:pPr>
         <w:pStyle w:val="Heading3"/>
       </w:pPr>
       <w:r>
-        <w:t xml:space="preserve">Mack Weldon – New York, NY · Sept 2015 – Mar 2019 · 3.5 yrs</w:t>
+        <w:t xml:space="preserve">Mack Weldon – New York, NY · Sept 2015 – Mar 2019</w:t>
       </w:r>
     </w:p>
     <w:p>

--- a/reid_cooper_resume.docx
+++ b/reid_cooper_resume.docx
@@ -339,6 +339,83 @@
         <w:t xml:space="preserve">| 2019 – 2020</w:t>
       </w:r>
     </w:p>
+    <w:bookmarkEnd w:id="23"/>
+    <w:bookmarkStart w:id="24" w:name="X01fa4416e58915d7f63d50b4de215366cd3536b"/>
+    <w:p>
+      <w:pPr>
+        <w:pStyle w:val="Heading3"/>
+      </w:pPr>
+      <w:r>
+        <w:t xml:space="preserve">Mack Weldon – New York, NY · Sept 2015 – Mar 2019</w:t>
+      </w:r>
+    </w:p>
+    <w:p>
+      <w:pPr>
+        <w:pStyle w:val="FirstParagraph"/>
+      </w:pPr>
+      <w:r>
+        <w:rPr>
+          <w:bCs/>
+          <w:b/>
+        </w:rPr>
+        <w:t xml:space="preserve">DTC e-commerce · Ruby on Rails</w:t>
+      </w:r>
+      <w:r>
+        <w:t xml:space="preserve"> </w:t>
+      </w:r>
+      <w:r>
+        <w:t xml:space="preserve">| Software Engineer</w:t>
+      </w:r>
+    </w:p>
+    <w:bookmarkEnd w:id="24"/>
+    <w:bookmarkEnd w:id="25"/>
+    <w:bookmarkStart w:id="27" w:name="education"/>
+    <w:p>
+      <w:pPr>
+        <w:pStyle w:val="Heading2"/>
+      </w:pPr>
+      <w:r>
+        <w:t xml:space="preserve">Education</w:t>
+      </w:r>
+    </w:p>
+    <w:bookmarkStart w:id="26" w:name="monmouth-university-west-long-branch-nj"/>
+    <w:p>
+      <w:pPr>
+        <w:pStyle w:val="Heading3"/>
+      </w:pPr>
+      <w:r>
+        <w:t xml:space="preserve">Monmouth University – West Long Branch, NJ</w:t>
+      </w:r>
+    </w:p>
+    <w:p>
+      <w:pPr>
+        <w:pStyle w:val="FirstParagraph"/>
+      </w:pPr>
+      <w:r>
+        <w:rPr>
+          <w:bCs/>
+          <w:b/>
+        </w:rPr>
+        <w:t xml:space="preserve">M.S. &amp; B.S., Software Engineering | Minor in Mathematics</w:t>
+      </w:r>
+      <w:r>
+        <w:t xml:space="preserve"> </w:t>
+      </w:r>
+      <w:r>
+        <w:t xml:space="preserve">|</w:t>
+      </w:r>
+    </w:p>
+    <w:bookmarkEnd w:id="26"/>
+    <w:bookmarkEnd w:id="27"/>
+    <w:bookmarkStart w:id="28" w:name="technical-skills"/>
+    <w:p>
+      <w:pPr>
+        <w:pStyle w:val="Heading2"/>
+      </w:pPr>
+      <w:r>
+        <w:t xml:space="preserve">Technical Skills</w:t>
+      </w:r>
+    </w:p>
     <w:p>
       <w:pPr>
         <w:numPr>
@@ -352,94 +429,17 @@
           <w:bCs/>
           <w:b/>
         </w:rPr>
-        <w:t xml:space="preserve">Page Editor v2</w:t>
-      </w:r>
-      <w:r>
-        <w:t xml:space="preserve">: Designed and built the platform’s v2 page editor – replacing the legacy page builder with an extensible content creation toolkit and managed data migration path.</w:t>
-      </w:r>
-    </w:p>
-    <w:bookmarkEnd w:id="23"/>
-    <w:bookmarkStart w:id="24" w:name="X01fa4416e58915d7f63d50b4de215366cd3536b"/>
-    <w:p>
-      <w:pPr>
-        <w:pStyle w:val="Heading3"/>
-      </w:pPr>
-      <w:r>
-        <w:t xml:space="preserve">Mack Weldon – New York, NY · Sept 2015 – Mar 2019</w:t>
-      </w:r>
-    </w:p>
-    <w:p>
-      <w:pPr>
-        <w:pStyle w:val="FirstParagraph"/>
-      </w:pPr>
-      <w:r>
-        <w:rPr>
-          <w:bCs/>
-          <w:b/>
-        </w:rPr>
-        <w:t xml:space="preserve">DTC e-commerce · Ruby on Rails</w:t>
-      </w:r>
-      <w:r>
-        <w:t xml:space="preserve"> </w:t>
-      </w:r>
-      <w:r>
-        <w:t xml:space="preserve">| Software Engineer</w:t>
-      </w:r>
-    </w:p>
-    <w:bookmarkEnd w:id="24"/>
-    <w:bookmarkEnd w:id="25"/>
-    <w:bookmarkStart w:id="27" w:name="education"/>
-    <w:p>
-      <w:pPr>
-        <w:pStyle w:val="Heading2"/>
-      </w:pPr>
-      <w:r>
-        <w:t xml:space="preserve">Education</w:t>
-      </w:r>
-    </w:p>
-    <w:bookmarkStart w:id="26" w:name="monmouth-university-west-long-branch-nj"/>
-    <w:p>
-      <w:pPr>
-        <w:pStyle w:val="Heading3"/>
-      </w:pPr>
-      <w:r>
-        <w:t xml:space="preserve">Monmouth University – West Long Branch, NJ</w:t>
-      </w:r>
-    </w:p>
-    <w:p>
-      <w:pPr>
-        <w:pStyle w:val="FirstParagraph"/>
-      </w:pPr>
-      <w:r>
-        <w:rPr>
-          <w:bCs/>
-          <w:b/>
-        </w:rPr>
-        <w:t xml:space="preserve">M.S. &amp; B.S., Software Engineering | Minor in Mathematics</w:t>
-      </w:r>
-      <w:r>
-        <w:t xml:space="preserve"> </w:t>
-      </w:r>
-      <w:r>
-        <w:t xml:space="preserve">|</w:t>
-      </w:r>
-    </w:p>
-    <w:bookmarkEnd w:id="26"/>
-    <w:bookmarkEnd w:id="27"/>
-    <w:bookmarkStart w:id="28" w:name="technical-skills"/>
-    <w:p>
-      <w:pPr>
-        <w:pStyle w:val="Heading2"/>
-      </w:pPr>
-      <w:r>
-        <w:t xml:space="preserve">Technical Skills</w:t>
+        <w:t xml:space="preserve">Languages</w:t>
+      </w:r>
+      <w:r>
+        <w:t xml:space="preserve">: Ruby/Rails (11 yrs), Golang (3 yrs), JavaScript, HTML/CSS, SQL, BrightScript</w:t>
       </w:r>
     </w:p>
     <w:p>
       <w:pPr>
         <w:numPr>
           <w:ilvl w:val="0"/>
-          <w:numId w:val="1005"/>
+          <w:numId w:val="1004"/>
         </w:numPr>
         <w:pStyle w:val="Compact"/>
       </w:pPr>
@@ -448,17 +448,17 @@
           <w:bCs/>
           <w:b/>
         </w:rPr>
-        <w:t xml:space="preserve">Languages</w:t>
-      </w:r>
-      <w:r>
-        <w:t xml:space="preserve">: Ruby/Rails (11 yrs), Golang (3 yrs), JavaScript, HTML/CSS, SQL, BrightScript</w:t>
+        <w:t xml:space="preserve">Technologies</w:t>
+      </w:r>
+      <w:r>
+        <w:t xml:space="preserve">: Microservice Architecture, AWS, Kubernetes, Docker, Terraform, PostgreSQL, Redis, Datadog, New Relic, System Design, Performance &amp; Observability</w:t>
       </w:r>
     </w:p>
     <w:p>
       <w:pPr>
         <w:numPr>
           <w:ilvl w:val="0"/>
-          <w:numId w:val="1005"/>
+          <w:numId w:val="1004"/>
         </w:numPr>
         <w:pStyle w:val="Compact"/>
       </w:pPr>
@@ -467,36 +467,17 @@
           <w:bCs/>
           <w:b/>
         </w:rPr>
-        <w:t xml:space="preserve">Technologies</w:t>
-      </w:r>
-      <w:r>
-        <w:t xml:space="preserve">: Microservice Architecture, AWS, Kubernetes, Docker, Terraform, PostgreSQL, Redis, Datadog, New Relic, System Design, Performance &amp; Observability</w:t>
+        <w:t xml:space="preserve">Core Skills</w:t>
+      </w:r>
+      <w:r>
+        <w:t xml:space="preserve">: Technical Strategy, Cross-Functional Leadership, Organizational Influence, Stakeholder Communication, Incident Command, Mentoring</w:t>
       </w:r>
     </w:p>
     <w:p>
       <w:pPr>
         <w:numPr>
           <w:ilvl w:val="0"/>
-          <w:numId w:val="1005"/>
-        </w:numPr>
-        <w:pStyle w:val="Compact"/>
-      </w:pPr>
-      <w:r>
-        <w:rPr>
-          <w:bCs/>
-          <w:b/>
-        </w:rPr>
-        <w:t xml:space="preserve">Core Skills</w:t>
-      </w:r>
-      <w:r>
-        <w:t xml:space="preserve">: Technical Strategy, Cross-Functional Leadership, Organizational Influence, Stakeholder Communication, Incident Command, Mentoring</w:t>
-      </w:r>
-    </w:p>
-    <w:p>
-      <w:pPr>
-        <w:numPr>
-          <w:ilvl w:val="0"/>
-          <w:numId w:val="1005"/>
+          <w:numId w:val="1004"/>
         </w:numPr>
         <w:pStyle w:val="Compact"/>
       </w:pPr>
@@ -708,9 +689,6 @@
     <w:abstractNumId w:val="991"/>
   </w:num>
   <w:num w:numId="1004">
-    <w:abstractNumId w:val="991"/>
-  </w:num>
-  <w:num w:numId="1005">
     <w:abstractNumId w:val="991"/>
   </w:num>
 </w:numbering>

--- a/reid_cooper_resume.docx
+++ b/reid_cooper_resume.docx
@@ -55,7 +55,7 @@
         <w:pStyle w:val="FirstParagraph"/>
       </w:pPr>
       <w:r>
-        <w:t xml:space="preserve">Staff Engineer specializing in platform architecture, large-scale migrations, and building the systems and culture that let engineering organizations scale. 11+ years in Ruby on Rails, 3 years in Golang. Seeks out high-ambiguity, cross-cutting problems — vendor eliminations under hard deadlines, platform-wide decoupling initiatives spanning dozens of teams, and zero-to-one product builds. Identifies architectural leverage points, establishes patterns that enable independent execution, and builds durable technical culture through guilds, pairing, and architectural review.</w:t>
+        <w:t xml:space="preserve">Staff Engineer specializing in platform architecture, large-scale migrations, and building the systems and culture that let engineering organizations scale. 11+ years in Ruby on Rails, 3+ years in Golang. Seeks out high-ambiguity, cross-cutting problems — vendor eliminations under hard deadlines, platform-wide decoupling initiatives spanning dozens of teams, and zero-to-one product builds. Identifies architectural leverage points, establishes patterns that enable independent execution, and builds durable technical culture through guilds, pairing, and architectural review.</w:t>
       </w:r>
     </w:p>
     <w:bookmarkEnd w:id="22"/>
@@ -432,7 +432,7 @@
         <w:t xml:space="preserve">Languages</w:t>
       </w:r>
       <w:r>
-        <w:t xml:space="preserve">: Ruby/Rails (11 yrs), Golang (3 yrs), JavaScript, HTML/CSS, SQL, BrightScript</w:t>
+        <w:t xml:space="preserve">: Ruby/Rails (11 yrs), Golang (3+ yrs), JavaScript, HTML/CSS, SQL, BrightScript</w:t>
       </w:r>
     </w:p>
     <w:p>
